--- a/docs/Итоговый файл.docx
+++ b/docs/Итоговый файл.docx
@@ -943,7 +943,6 @@
           <w:rFonts w:ascii="Times New Roman" w:hAnsi="Times New Roman" w:cs="Times New Roman"/>
           <w:sz w:val="28"/>
           <w:szCs w:val="32"/>
-          <w:lang w:val="en-US"/>
         </w:rPr>
       </w:pPr>
       <w:r>
@@ -965,7 +964,6 @@
           <w:rFonts w:ascii="Times New Roman" w:hAnsi="Times New Roman" w:cs="Times New Roman"/>
           <w:sz w:val="28"/>
           <w:szCs w:val="32"/>
-          <w:lang w:val="en-US"/>
         </w:rPr>
       </w:pPr>
       <w:r>
@@ -1048,15 +1046,7 @@
           <w:sz w:val="28"/>
           <w:szCs w:val="32"/>
         </w:rPr>
-        <w:t>Вторая глава описывает практическую разработку и программное внедрение серверного REST API в инфраструктуру приложения. Далее раскрывается эффективность реализации механизмов JWT-авторизации, валидации входящих .mp3 аудиофайлов по размеру и MIME-типу, а также проектирование адаптивного графического интерфейса мобильного клиента</w:t>
-      </w:r>
-      <w:r>
-        <w:rPr>
-          <w:rFonts w:ascii="Times New Roman" w:hAnsi="Times New Roman" w:cs="Times New Roman"/>
-          <w:sz w:val="28"/>
-          <w:szCs w:val="32"/>
-        </w:rPr>
-        <w:t>.</w:t>
+        <w:t>Вторая глава описывает практическую разработку и программное внедрение серверного REST API в инфраструктуру приложения. Далее раскрывается эффективность реализации механизмов JWT-авторизации, валидации входящих .mp3 аудиофайлов по размеру и MIME-типу, а также проектирование адаптивного графического интерфейса мобильного клиента.</w:t>
       </w:r>
     </w:p>
     <w:p>
@@ -1068,7 +1058,6 @@
           <w:rFonts w:ascii="Times New Roman" w:hAnsi="Times New Roman" w:cs="Times New Roman"/>
           <w:sz w:val="28"/>
           <w:szCs w:val="32"/>
-          <w:lang w:val="en-US"/>
         </w:rPr>
       </w:pPr>
       <w:r>
@@ -1107,7 +1096,6 @@
           <w:rFonts w:ascii="Times New Roman" w:hAnsi="Times New Roman" w:cs="Times New Roman"/>
           <w:sz w:val="28"/>
           <w:szCs w:val="32"/>
-          <w:lang w:val="en-US"/>
         </w:rPr>
       </w:pPr>
       <w:r>
@@ -1128,7 +1116,6 @@
           <w:rFonts w:ascii="Times New Roman" w:hAnsi="Times New Roman" w:cs="Times New Roman"/>
           <w:sz w:val="28"/>
           <w:szCs w:val="32"/>
-          <w:lang w:val="en-US"/>
         </w:rPr>
       </w:pPr>
       <w:r>
@@ -1137,7 +1124,7 @@
           <w:sz w:val="28"/>
           <w:szCs w:val="32"/>
         </w:rPr>
-        <w:t xml:space="preserve">Основными источниками информации для написания работы послужили труды отечественных и зарубежных авторов в области </w:t>
+        <w:t xml:space="preserve">Основными источниками информации для написания работы послужили труды отечественных и зарубежных авторов в области проектирования баз </w:t>
       </w:r>
       <w:r>
         <w:rPr>
@@ -1146,7 +1133,7 @@
           <w:szCs w:val="32"/>
         </w:rPr>
         <w:lastRenderedPageBreak/>
-        <w:t xml:space="preserve">проектирования баз данных, разработки мобильных систем и веб-служб, а также официальная техническая документация фреймворков </w:t>
+        <w:t xml:space="preserve">данных, разработки мобильных систем и веб-служб, а также официальная техническая документация фреймворков </w:t>
       </w:r>
       <w:proofErr w:type="spellStart"/>
       <w:r>
@@ -1278,7 +1265,7 @@
           <w:sz w:val="28"/>
           <w:szCs w:val="32"/>
         </w:rPr>
-        <w:t>35</w:t>
+        <w:t>23</w:t>
       </w:r>
       <w:r>
         <w:rPr>
@@ -1286,7 +1273,7 @@
           <w:sz w:val="28"/>
           <w:szCs w:val="32"/>
         </w:rPr>
-        <w:t xml:space="preserve"> страниц, на которых размещены </w:t>
+        <w:t xml:space="preserve"> страниц</w:t>
       </w:r>
       <w:r>
         <w:rPr>
@@ -1294,7 +1281,7 @@
           <w:sz w:val="28"/>
           <w:szCs w:val="32"/>
         </w:rPr>
-        <w:t>12</w:t>
+        <w:t>ы</w:t>
       </w:r>
       <w:r>
         <w:rPr>
@@ -1302,6 +1289,22 @@
           <w:sz w:val="28"/>
           <w:szCs w:val="32"/>
         </w:rPr>
+        <w:t xml:space="preserve">, на которых размещены </w:t>
+      </w:r>
+      <w:r>
+        <w:rPr>
+          <w:rFonts w:ascii="Times New Roman" w:hAnsi="Times New Roman" w:cs="Times New Roman"/>
+          <w:sz w:val="28"/>
+          <w:szCs w:val="32"/>
+        </w:rPr>
+        <w:t>7</w:t>
+      </w:r>
+      <w:r>
+        <w:rPr>
+          <w:rFonts w:ascii="Times New Roman" w:hAnsi="Times New Roman" w:cs="Times New Roman"/>
+          <w:sz w:val="28"/>
+          <w:szCs w:val="32"/>
+        </w:rPr>
         <w:t xml:space="preserve"> рисунков</w:t>
       </w:r>
       <w:r>
@@ -1310,7 +1313,23 @@
           <w:sz w:val="28"/>
           <w:szCs w:val="32"/>
         </w:rPr>
-        <w:t xml:space="preserve"> и 2 таблицы</w:t>
+        <w:t xml:space="preserve"> и </w:t>
+      </w:r>
+      <w:r>
+        <w:rPr>
+          <w:rFonts w:ascii="Times New Roman" w:hAnsi="Times New Roman" w:cs="Times New Roman"/>
+          <w:sz w:val="28"/>
+          <w:szCs w:val="32"/>
+        </w:rPr>
+        <w:t>6</w:t>
+      </w:r>
+      <w:r>
+        <w:rPr>
+          <w:rFonts w:ascii="Times New Roman" w:hAnsi="Times New Roman" w:cs="Times New Roman"/>
+          <w:sz w:val="28"/>
+          <w:szCs w:val="32"/>
+        </w:rPr>
+        <w:t xml:space="preserve"> таблицы</w:t>
       </w:r>
       <w:r>
         <w:rPr>
@@ -1640,8 +1659,16 @@
           <w:sz w:val="28"/>
           <w:szCs w:val="32"/>
         </w:rPr>
+        <w:t xml:space="preserve">Курсовая работа посвящена разработке и внедрению информационной системы дистрибуции подкастов. В ней описаны сведения о структуре реляционных таблиц, о принципе работы асинхронного сервера, показана </w:t>
+      </w:r>
+      <w:r>
+        <w:rPr>
+          <w:rFonts w:ascii="Times New Roman" w:hAnsi="Times New Roman" w:cs="Times New Roman"/>
+          <w:sz w:val="28"/>
+          <w:szCs w:val="32"/>
+        </w:rPr>
         <w:lastRenderedPageBreak/>
-        <w:t xml:space="preserve">Курсовая работа посвящена разработке и внедрению информационной системы дистрибуции подкастов. В ней описаны сведения о структуре реляционных таблиц, о принципе работы асинхронного сервера, показана установка зависимостей, настройка сетевого взаимодействия между эмулятором </w:t>
+        <w:t xml:space="preserve">установка зависимостей, настройка сетевого взаимодействия между эмулятором </w:t>
       </w:r>
       <w:proofErr w:type="spellStart"/>
       <w:r>
@@ -1745,6 +1772,7 @@
           <w:rFonts w:ascii="Times New Roman" w:hAnsi="Times New Roman" w:cs="Times New Roman"/>
           <w:sz w:val="28"/>
           <w:szCs w:val="32"/>
+          <w:lang w:val="en-US"/>
         </w:rPr>
       </w:pPr>
       <w:r>
@@ -1809,15 +1837,7 @@
           <w:sz w:val="28"/>
           <w:szCs w:val="32"/>
         </w:rPr>
-        <w:t>Выпускная квалификационная работа на тему: «</w:t>
-      </w:r>
-      <w:r>
-        <w:rPr>
-          <w:rFonts w:ascii="Times New Roman" w:hAnsi="Times New Roman" w:cs="Times New Roman"/>
-          <w:sz w:val="28"/>
-          <w:szCs w:val="28"/>
-        </w:rPr>
-        <w:t>Исследование технологий блокчейн в борьбе с киберпреступностью</w:t>
+        <w:t xml:space="preserve">Объектом исследования </w:t>
       </w:r>
       <w:r>
         <w:rPr>
@@ -1825,7 +1845,23 @@
           <w:sz w:val="28"/>
           <w:szCs w:val="32"/>
         </w:rPr>
-        <w:t>»</w:t>
+        <w:t xml:space="preserve">являются </w:t>
+      </w:r>
+      <w:r>
+        <w:rPr>
+          <w:rFonts w:ascii="Times New Roman" w:hAnsi="Times New Roman" w:cs="Times New Roman"/>
+          <w:sz w:val="28"/>
+          <w:szCs w:val="28"/>
+        </w:rPr>
+        <w:t>процессы публикации, категоризации и воспроизведения аудиоконтента на мобильных устройствах</w:t>
+      </w:r>
+      <w:r>
+        <w:rPr>
+          <w:rFonts w:ascii="Times New Roman" w:hAnsi="Times New Roman" w:cs="Times New Roman"/>
+          <w:sz w:val="28"/>
+          <w:szCs w:val="28"/>
+        </w:rPr>
+        <w:t>.</w:t>
       </w:r>
     </w:p>
     <w:p>
@@ -1845,49 +1881,7 @@
           <w:sz w:val="28"/>
           <w:szCs w:val="32"/>
         </w:rPr>
-        <w:t xml:space="preserve">Студент – </w:t>
-      </w:r>
-      <w:r>
-        <w:rPr>
-          <w:rFonts w:ascii="Times New Roman" w:hAnsi="Times New Roman" w:cs="Times New Roman"/>
-          <w:sz w:val="28"/>
-          <w:szCs w:val="32"/>
-        </w:rPr>
-        <w:t xml:space="preserve">Файзельгаянов </w:t>
-      </w:r>
-      <w:r>
-        <w:rPr>
-          <w:rFonts w:ascii="Times New Roman" w:hAnsi="Times New Roman" w:cs="Times New Roman"/>
-          <w:sz w:val="28"/>
-          <w:szCs w:val="32"/>
-        </w:rPr>
-        <w:t>Ильнур</w:t>
-      </w:r>
-      <w:r>
-        <w:rPr>
-          <w:rFonts w:ascii="Times New Roman" w:hAnsi="Times New Roman" w:cs="Times New Roman"/>
-          <w:sz w:val="28"/>
-          <w:szCs w:val="32"/>
-        </w:rPr>
-        <w:t xml:space="preserve"> </w:t>
-      </w:r>
-      <w:proofErr w:type="spellStart"/>
-      <w:r>
-        <w:rPr>
-          <w:rFonts w:ascii="Times New Roman" w:hAnsi="Times New Roman" w:cs="Times New Roman"/>
-          <w:sz w:val="28"/>
-          <w:szCs w:val="32"/>
-        </w:rPr>
-        <w:t>Фадисович</w:t>
-      </w:r>
-      <w:proofErr w:type="spellEnd"/>
-      <w:r>
-        <w:rPr>
-          <w:rFonts w:ascii="Times New Roman" w:hAnsi="Times New Roman" w:cs="Times New Roman"/>
-          <w:sz w:val="28"/>
-          <w:szCs w:val="32"/>
-        </w:rPr>
-        <w:t>.</w:t>
+        <w:t xml:space="preserve">В курсовую работу входит содержание, введение, две главы (теоретическая и практическая), заключение и список использованных источников. </w:t>
       </w:r>
     </w:p>
     <w:p>
@@ -1907,7 +1901,7 @@
           <w:sz w:val="28"/>
           <w:szCs w:val="32"/>
         </w:rPr>
-        <w:t>Дипломный руководитель –</w:t>
+        <w:t>В введении раскрывается актуальность</w:t>
       </w:r>
       <w:r>
         <w:rPr>
@@ -1915,7 +1909,7 @@
           <w:sz w:val="28"/>
           <w:szCs w:val="32"/>
         </w:rPr>
-        <w:t xml:space="preserve"> </w:t>
+        <w:t xml:space="preserve"> темы</w:t>
       </w:r>
       <w:r>
         <w:rPr>
@@ -1923,7 +1917,7 @@
           <w:sz w:val="28"/>
           <w:szCs w:val="32"/>
         </w:rPr>
-        <w:t>О.В.</w:t>
+        <w:t>, ставятся цель и задачи</w:t>
       </w:r>
       <w:r>
         <w:rPr>
@@ -1931,18 +1925,8 @@
           <w:sz w:val="28"/>
           <w:szCs w:val="32"/>
         </w:rPr>
-        <w:t xml:space="preserve"> </w:t>
-      </w:r>
-      <w:proofErr w:type="spellStart"/>
-      <w:r>
-        <w:rPr>
-          <w:rFonts w:ascii="Times New Roman" w:hAnsi="Times New Roman" w:cs="Times New Roman"/>
-          <w:sz w:val="28"/>
-          <w:szCs w:val="32"/>
-        </w:rPr>
-        <w:t>Фатхулова</w:t>
-      </w:r>
-      <w:proofErr w:type="spellEnd"/>
+        <w:t xml:space="preserve"> исследования</w:t>
+      </w:r>
       <w:r>
         <w:rPr>
           <w:rFonts w:ascii="Times New Roman" w:hAnsi="Times New Roman" w:cs="Times New Roman"/>
@@ -1969,71 +1953,7 @@
           <w:sz w:val="28"/>
           <w:szCs w:val="32"/>
         </w:rPr>
-        <w:t>Объем выпускной квалификационной работ</w:t>
-      </w:r>
-      <w:r>
-        <w:rPr>
-          <w:rFonts w:ascii="Times New Roman" w:hAnsi="Times New Roman" w:cs="Times New Roman"/>
-          <w:sz w:val="28"/>
-          <w:szCs w:val="32"/>
-        </w:rPr>
-        <w:t xml:space="preserve">ы </w:t>
-      </w:r>
-      <w:r>
-        <w:rPr>
-          <w:rFonts w:ascii="Times New Roman" w:hAnsi="Times New Roman" w:cs="Times New Roman"/>
-          <w:sz w:val="28"/>
-          <w:szCs w:val="32"/>
-        </w:rPr>
-        <w:t>35</w:t>
-      </w:r>
-      <w:r>
-        <w:rPr>
-          <w:rFonts w:ascii="Times New Roman" w:hAnsi="Times New Roman" w:cs="Times New Roman"/>
-          <w:sz w:val="28"/>
-          <w:szCs w:val="32"/>
-        </w:rPr>
-        <w:t xml:space="preserve"> страниц, на которых размещен</w:t>
-      </w:r>
-      <w:r>
-        <w:rPr>
-          <w:rFonts w:ascii="Times New Roman" w:hAnsi="Times New Roman" w:cs="Times New Roman"/>
-          <w:sz w:val="28"/>
-          <w:szCs w:val="32"/>
-        </w:rPr>
-        <w:t xml:space="preserve">ы </w:t>
-      </w:r>
-      <w:r>
-        <w:rPr>
-          <w:rFonts w:ascii="Times New Roman" w:hAnsi="Times New Roman" w:cs="Times New Roman"/>
-          <w:sz w:val="28"/>
-          <w:szCs w:val="32"/>
-        </w:rPr>
-        <w:t>12</w:t>
-      </w:r>
-      <w:r>
-        <w:rPr>
-          <w:rFonts w:ascii="Times New Roman" w:hAnsi="Times New Roman" w:cs="Times New Roman"/>
-          <w:sz w:val="28"/>
-          <w:szCs w:val="32"/>
-        </w:rPr>
-        <w:t xml:space="preserve"> рисунк</w:t>
-      </w:r>
-      <w:r>
-        <w:rPr>
-          <w:rFonts w:ascii="Times New Roman" w:hAnsi="Times New Roman" w:cs="Times New Roman"/>
-          <w:sz w:val="28"/>
-          <w:szCs w:val="32"/>
-        </w:rPr>
-        <w:t>ов</w:t>
-      </w:r>
-      <w:r>
-        <w:rPr>
-          <w:rFonts w:ascii="Times New Roman" w:hAnsi="Times New Roman" w:cs="Times New Roman"/>
-          <w:sz w:val="28"/>
-          <w:szCs w:val="32"/>
-        </w:rPr>
-        <w:t xml:space="preserve"> и 2 таблицы</w:t>
+        <w:t>В аналитической части рассматриваются понятие клиент-серверной архитектуры, особенности потокового вещания аудиоданных и осуществляется проектирование структуры базы данных СУБД MySQL</w:t>
       </w:r>
       <w:r>
         <w:rPr>
@@ -2061,223 +1981,6 @@
           <w:sz w:val="28"/>
           <w:szCs w:val="32"/>
         </w:rPr>
-        <w:t xml:space="preserve">Ключевые слова: </w:t>
-      </w:r>
-      <w:r>
-        <w:rPr>
-          <w:rFonts w:ascii="Times New Roman" w:hAnsi="Times New Roman" w:cs="Times New Roman"/>
-          <w:sz w:val="28"/>
-          <w:szCs w:val="32"/>
-        </w:rPr>
-        <w:t xml:space="preserve">мобильное приложение, подкасты, </w:t>
-      </w:r>
-      <w:proofErr w:type="spellStart"/>
-      <w:r>
-        <w:rPr>
-          <w:rFonts w:ascii="Times New Roman" w:hAnsi="Times New Roman" w:cs="Times New Roman"/>
-          <w:sz w:val="28"/>
-          <w:szCs w:val="32"/>
-        </w:rPr>
-        <w:t>Flutter</w:t>
-      </w:r>
-      <w:proofErr w:type="spellEnd"/>
-      <w:r>
-        <w:rPr>
-          <w:rFonts w:ascii="Times New Roman" w:hAnsi="Times New Roman" w:cs="Times New Roman"/>
-          <w:sz w:val="28"/>
-          <w:szCs w:val="32"/>
-        </w:rPr>
-        <w:t xml:space="preserve">, </w:t>
-      </w:r>
-      <w:proofErr w:type="spellStart"/>
-      <w:r>
-        <w:rPr>
-          <w:rFonts w:ascii="Times New Roman" w:hAnsi="Times New Roman" w:cs="Times New Roman"/>
-          <w:sz w:val="28"/>
-          <w:szCs w:val="32"/>
-        </w:rPr>
-        <w:t>FastAPI</w:t>
-      </w:r>
-      <w:proofErr w:type="spellEnd"/>
-      <w:r>
-        <w:rPr>
-          <w:rFonts w:ascii="Times New Roman" w:hAnsi="Times New Roman" w:cs="Times New Roman"/>
-          <w:sz w:val="28"/>
-          <w:szCs w:val="32"/>
-        </w:rPr>
-        <w:t>, СУБД MySQL, REST API, управление состоянием, JWT-авторизация, потоковое аудио.</w:t>
-      </w:r>
-    </w:p>
-    <w:p>
-      <w:pPr>
-        <w:spacing w:after="0" w:line="360" w:lineRule="auto"/>
-        <w:ind w:firstLine="709"/>
-        <w:jc w:val="both"/>
-        <w:rPr>
-          <w:rFonts w:ascii="Times New Roman" w:hAnsi="Times New Roman" w:cs="Times New Roman"/>
-          <w:sz w:val="28"/>
-          <w:szCs w:val="32"/>
-        </w:rPr>
-      </w:pPr>
-      <w:r>
-        <w:rPr>
-          <w:rFonts w:ascii="Times New Roman" w:hAnsi="Times New Roman" w:cs="Times New Roman"/>
-          <w:sz w:val="28"/>
-          <w:szCs w:val="32"/>
-        </w:rPr>
-        <w:t xml:space="preserve">Объектом исследования </w:t>
-      </w:r>
-      <w:r>
-        <w:rPr>
-          <w:rFonts w:ascii="Times New Roman" w:hAnsi="Times New Roman" w:cs="Times New Roman"/>
-          <w:sz w:val="28"/>
-          <w:szCs w:val="32"/>
-        </w:rPr>
-        <w:t xml:space="preserve">являются </w:t>
-      </w:r>
-      <w:r>
-        <w:rPr>
-          <w:rFonts w:ascii="Times New Roman" w:hAnsi="Times New Roman" w:cs="Times New Roman"/>
-          <w:sz w:val="28"/>
-          <w:szCs w:val="28"/>
-        </w:rPr>
-        <w:t>процессы публикации, категоризации и воспроизведения аудиоконтента на мобильных устройствах</w:t>
-      </w:r>
-      <w:r>
-        <w:rPr>
-          <w:rFonts w:ascii="Times New Roman" w:hAnsi="Times New Roman" w:cs="Times New Roman"/>
-          <w:sz w:val="28"/>
-          <w:szCs w:val="28"/>
-        </w:rPr>
-        <w:t>.</w:t>
-      </w:r>
-    </w:p>
-    <w:p>
-      <w:pPr>
-        <w:spacing w:after="0" w:line="360" w:lineRule="auto"/>
-        <w:ind w:firstLine="709"/>
-        <w:jc w:val="both"/>
-        <w:rPr>
-          <w:rFonts w:ascii="Times New Roman" w:hAnsi="Times New Roman" w:cs="Times New Roman"/>
-          <w:sz w:val="28"/>
-          <w:szCs w:val="32"/>
-        </w:rPr>
-      </w:pPr>
-      <w:r>
-        <w:rPr>
-          <w:rFonts w:ascii="Times New Roman" w:hAnsi="Times New Roman" w:cs="Times New Roman"/>
-          <w:sz w:val="28"/>
-          <w:szCs w:val="32"/>
-        </w:rPr>
-        <w:lastRenderedPageBreak/>
-        <w:t>В курсовую работу входит содержание, введение, две главы (теоретическая и практическая), заключение и список использованных источников.</w:t>
-      </w:r>
-      <w:r>
-        <w:rPr>
-          <w:rFonts w:ascii="Times New Roman" w:hAnsi="Times New Roman" w:cs="Times New Roman"/>
-          <w:sz w:val="28"/>
-          <w:szCs w:val="32"/>
-        </w:rPr>
-        <w:t xml:space="preserve"> </w:t>
-      </w:r>
-    </w:p>
-    <w:p>
-      <w:pPr>
-        <w:spacing w:after="0" w:line="360" w:lineRule="auto"/>
-        <w:ind w:firstLine="709"/>
-        <w:jc w:val="both"/>
-        <w:rPr>
-          <w:rFonts w:ascii="Times New Roman" w:hAnsi="Times New Roman" w:cs="Times New Roman"/>
-          <w:sz w:val="28"/>
-          <w:szCs w:val="32"/>
-        </w:rPr>
-      </w:pPr>
-      <w:r>
-        <w:rPr>
-          <w:rFonts w:ascii="Times New Roman" w:hAnsi="Times New Roman" w:cs="Times New Roman"/>
-          <w:sz w:val="28"/>
-          <w:szCs w:val="32"/>
-        </w:rPr>
-        <w:t>В введении раскрывается актуальность</w:t>
-      </w:r>
-      <w:r>
-        <w:rPr>
-          <w:rFonts w:ascii="Times New Roman" w:hAnsi="Times New Roman" w:cs="Times New Roman"/>
-          <w:sz w:val="28"/>
-          <w:szCs w:val="32"/>
-        </w:rPr>
-        <w:t xml:space="preserve"> темы</w:t>
-      </w:r>
-      <w:r>
-        <w:rPr>
-          <w:rFonts w:ascii="Times New Roman" w:hAnsi="Times New Roman" w:cs="Times New Roman"/>
-          <w:sz w:val="28"/>
-          <w:szCs w:val="32"/>
-        </w:rPr>
-        <w:t>, ставятся цель и задачи</w:t>
-      </w:r>
-      <w:r>
-        <w:rPr>
-          <w:rFonts w:ascii="Times New Roman" w:hAnsi="Times New Roman" w:cs="Times New Roman"/>
-          <w:sz w:val="28"/>
-          <w:szCs w:val="32"/>
-        </w:rPr>
-        <w:t xml:space="preserve"> исследования</w:t>
-      </w:r>
-      <w:r>
-        <w:rPr>
-          <w:rFonts w:ascii="Times New Roman" w:hAnsi="Times New Roman" w:cs="Times New Roman"/>
-          <w:sz w:val="28"/>
-          <w:szCs w:val="32"/>
-        </w:rPr>
-        <w:t>.</w:t>
-      </w:r>
-    </w:p>
-    <w:p>
-      <w:pPr>
-        <w:spacing w:after="0" w:line="360" w:lineRule="auto"/>
-        <w:ind w:firstLine="709"/>
-        <w:jc w:val="both"/>
-        <w:rPr>
-          <w:rFonts w:ascii="Times New Roman" w:hAnsi="Times New Roman" w:cs="Times New Roman"/>
-          <w:sz w:val="28"/>
-          <w:szCs w:val="32"/>
-        </w:rPr>
-      </w:pPr>
-      <w:r>
-        <w:rPr>
-          <w:rFonts w:ascii="Times New Roman" w:hAnsi="Times New Roman" w:cs="Times New Roman"/>
-          <w:sz w:val="28"/>
-          <w:szCs w:val="32"/>
-        </w:rPr>
-        <w:t>В аналитической части рассматриваются понятие клиент-серверной архитектуры, особенности потокового вещания аудиоданных и осуществляется проектирование структуры базы данных СУБД MySQL</w:t>
-      </w:r>
-      <w:r>
-        <w:rPr>
-          <w:rFonts w:ascii="Times New Roman" w:hAnsi="Times New Roman" w:cs="Times New Roman"/>
-          <w:sz w:val="28"/>
-          <w:szCs w:val="32"/>
-        </w:rPr>
-        <w:t>.</w:t>
-      </w:r>
-    </w:p>
-    <w:p>
-      <w:pPr>
-        <w:spacing w:after="0" w:line="360" w:lineRule="auto"/>
-        <w:ind w:firstLine="709"/>
-        <w:jc w:val="both"/>
-        <w:rPr>
-          <w:rFonts w:ascii="Times New Roman" w:hAnsi="Times New Roman" w:cs="Times New Roman"/>
-          <w:sz w:val="28"/>
-          <w:szCs w:val="32"/>
-        </w:rPr>
-      </w:pPr>
-      <w:r>
-        <w:rPr>
-          <w:rFonts w:ascii="Times New Roman" w:hAnsi="Times New Roman" w:cs="Times New Roman"/>
-          <w:sz w:val="28"/>
-          <w:szCs w:val="32"/>
-        </w:rPr>
         <w:t xml:space="preserve">В практической части подробно рассматриваются программные инструменты реализации REST API на </w:t>
       </w:r>
       <w:proofErr w:type="spellStart"/>
@@ -2326,6 +2029,7 @@
           <w:rFonts w:ascii="Times New Roman" w:hAnsi="Times New Roman" w:cs="Times New Roman"/>
           <w:sz w:val="28"/>
           <w:szCs w:val="32"/>
+          <w:lang w:val="en-US"/>
         </w:rPr>
       </w:pPr>
       <w:r>
@@ -2336,12 +2040,277 @@
         </w:rPr>
         <w:t>Заключение содержит выводы по проделанной работе и достигнутым результатам.</w:t>
       </w:r>
-      <w:r>
+    </w:p>
+    <w:p>
+      <w:pPr>
+        <w:pStyle w:val="Standard"/>
+        <w:tabs>
+          <w:tab w:val="left" w:pos="1134"/>
+          <w:tab w:val="left" w:pos="5940"/>
+        </w:tabs>
+        <w:spacing w:line="360" w:lineRule="auto"/>
+        <w:jc w:val="both"/>
+        <w:rPr>
+          <w:sz w:val="28"/>
+          <w:szCs w:val="28"/>
+        </w:rPr>
+      </w:pPr>
+      <w:r>
+        <w:rPr>
+          <w:sz w:val="28"/>
+          <w:szCs w:val="28"/>
+          <w:lang w:eastAsia="ar-SA"/>
+        </w:rPr>
+        <w:lastRenderedPageBreak/>
+        <w:t>Задание к выполнению получил «30» марта 2026г.</w:t>
+      </w:r>
+    </w:p>
+    <w:p>
+      <w:pPr>
+        <w:pStyle w:val="Standard"/>
+        <w:tabs>
+          <w:tab w:val="left" w:pos="1134"/>
+          <w:tab w:val="left" w:pos="5940"/>
+        </w:tabs>
+        <w:spacing w:line="360" w:lineRule="auto"/>
+        <w:jc w:val="both"/>
+        <w:rPr>
+          <w:sz w:val="28"/>
+          <w:szCs w:val="28"/>
+        </w:rPr>
+      </w:pPr>
+      <w:proofErr w:type="spellStart"/>
+      <w:r>
+        <w:rPr>
+          <w:sz w:val="28"/>
+          <w:szCs w:val="28"/>
+          <w:lang w:eastAsia="ar-SA"/>
+        </w:rPr>
+        <w:t>Студент_________________</w:t>
+      </w:r>
+      <w:r>
+        <w:rPr>
+          <w:sz w:val="28"/>
+          <w:szCs w:val="28"/>
+          <w:lang w:eastAsia="ar-SA"/>
+        </w:rPr>
+        <w:t>И.Ф</w:t>
+      </w:r>
+      <w:proofErr w:type="spellEnd"/>
+      <w:r>
+        <w:rPr>
+          <w:sz w:val="28"/>
+          <w:szCs w:val="28"/>
+          <w:lang w:eastAsia="ar-SA"/>
+        </w:rPr>
+        <w:t>. Файзельгаянов</w:t>
+      </w:r>
+    </w:p>
+    <w:p>
+      <w:pPr>
+        <w:pStyle w:val="Standard"/>
+        <w:tabs>
+          <w:tab w:val="left" w:pos="1134"/>
+          <w:tab w:val="left" w:pos="5940"/>
+        </w:tabs>
+        <w:spacing w:line="360" w:lineRule="auto"/>
+        <w:jc w:val="both"/>
+        <w:rPr>
+          <w:sz w:val="28"/>
+          <w:szCs w:val="28"/>
+        </w:rPr>
+      </w:pPr>
+      <w:r>
+        <w:rPr>
+          <w:sz w:val="28"/>
+          <w:szCs w:val="28"/>
+          <w:lang w:eastAsia="ar-SA"/>
+        </w:rPr>
+        <w:t>Срок окончания «27» июня 2026г.</w:t>
+      </w:r>
+    </w:p>
+    <w:p>
+      <w:pPr>
+        <w:pStyle w:val="Standard"/>
+        <w:tabs>
+          <w:tab w:val="left" w:pos="1134"/>
+          <w:tab w:val="left" w:pos="5940"/>
+        </w:tabs>
+        <w:spacing w:line="360" w:lineRule="auto"/>
+        <w:jc w:val="both"/>
+        <w:rPr>
+          <w:sz w:val="28"/>
+          <w:szCs w:val="28"/>
+        </w:rPr>
+      </w:pPr>
+      <w:r>
+        <w:rPr>
+          <w:sz w:val="28"/>
+          <w:szCs w:val="28"/>
+          <w:lang w:eastAsia="ar-SA"/>
+        </w:rPr>
+        <w:t>Руководитель</w:t>
+      </w:r>
+      <w:r>
+        <w:rPr>
+          <w:sz w:val="28"/>
+          <w:szCs w:val="28"/>
+          <w:u w:val="single"/>
+          <w:lang w:eastAsia="ar-SA"/>
+        </w:rPr>
+        <w:tab/>
+      </w:r>
+      <w:r>
+        <w:rPr>
+          <w:sz w:val="28"/>
+          <w:szCs w:val="28"/>
+          <w:lang w:eastAsia="ar-SA"/>
+        </w:rPr>
+        <w:t xml:space="preserve">О.В. </w:t>
+      </w:r>
+      <w:proofErr w:type="spellStart"/>
+      <w:r>
+        <w:rPr>
+          <w:sz w:val="28"/>
+          <w:szCs w:val="28"/>
+          <w:lang w:eastAsia="ar-SA"/>
+        </w:rPr>
+        <w:t>Фатхулова</w:t>
+      </w:r>
+      <w:proofErr w:type="spellEnd"/>
+    </w:p>
+    <w:p>
+      <w:pPr>
+        <w:pStyle w:val="Standard"/>
+        <w:tabs>
+          <w:tab w:val="left" w:pos="1134"/>
+          <w:tab w:val="left" w:pos="5940"/>
+        </w:tabs>
+        <w:spacing w:line="360" w:lineRule="auto"/>
+        <w:jc w:val="both"/>
+        <w:rPr>
+          <w:sz w:val="28"/>
+          <w:szCs w:val="28"/>
+          <w:lang w:eastAsia="ar-SA"/>
+        </w:rPr>
+      </w:pPr>
+      <w:r>
+        <w:rPr>
+          <w:sz w:val="28"/>
+          <w:szCs w:val="28"/>
+          <w:lang w:eastAsia="ar-SA"/>
+        </w:rPr>
+        <w:t>Задание рассмотрено на заседании цикловой комиссии информатики</w:t>
+      </w:r>
+    </w:p>
+    <w:p>
+      <w:pPr>
+        <w:pStyle w:val="Standard"/>
+        <w:tabs>
+          <w:tab w:val="left" w:pos="1134"/>
+          <w:tab w:val="left" w:pos="5940"/>
+        </w:tabs>
+        <w:spacing w:line="360" w:lineRule="auto"/>
+        <w:jc w:val="both"/>
+        <w:rPr>
+          <w:sz w:val="28"/>
+          <w:szCs w:val="28"/>
+        </w:rPr>
+      </w:pPr>
+      <w:r>
+        <w:rPr>
+          <w:sz w:val="28"/>
+          <w:szCs w:val="28"/>
+          <w:lang w:eastAsia="ar-SA"/>
+        </w:rPr>
+        <w:t>«25» марта 2026г. протокол № 5</w:t>
+      </w:r>
+    </w:p>
+    <w:p>
+      <w:pPr>
+        <w:pStyle w:val="Standard"/>
+        <w:tabs>
+          <w:tab w:val="left" w:pos="1134"/>
+          <w:tab w:val="left" w:pos="5940"/>
+        </w:tabs>
+        <w:spacing w:line="360" w:lineRule="auto"/>
+        <w:jc w:val="both"/>
+        <w:rPr>
+          <w:sz w:val="28"/>
+          <w:szCs w:val="28"/>
+          <w:lang w:val="en-US"/>
+        </w:rPr>
+        <w:sectPr>
+          <w:pgSz w:w="11906" w:h="16838"/>
+          <w:pgMar w:top="1134" w:right="1134" w:bottom="1134" w:left="1134" w:header="720" w:footer="720" w:gutter="0"/>
+          <w:cols w:space="720"/>
+        </w:sectPr>
+      </w:pPr>
+      <w:r>
+        <w:rPr>
+          <w:sz w:val="28"/>
+          <w:szCs w:val="28"/>
+        </w:rPr>
+        <w:t>Председатель цикловой комиссии</w:t>
+      </w:r>
+      <w:r>
+        <w:rPr>
+          <w:sz w:val="28"/>
+          <w:szCs w:val="28"/>
+          <w:u w:val="single"/>
+        </w:rPr>
+        <w:tab/>
+      </w:r>
+      <w:r>
+        <w:rPr>
+          <w:sz w:val="28"/>
+          <w:szCs w:val="28"/>
+          <w:u w:val="single"/>
+        </w:rPr>
+        <w:tab/>
+      </w:r>
+      <w:r>
+        <w:rPr>
+          <w:sz w:val="28"/>
+          <w:szCs w:val="28"/>
+          <w:u w:val="single"/>
+        </w:rPr>
+        <w:tab/>
+      </w:r>
+      <w:r>
+        <w:rPr>
+          <w:sz w:val="28"/>
+          <w:szCs w:val="28"/>
+        </w:rPr>
+        <w:t xml:space="preserve">О.В. </w:t>
+      </w:r>
+      <w:proofErr w:type="spellStart"/>
+      <w:r>
+        <w:rPr>
+          <w:sz w:val="28"/>
+          <w:szCs w:val="28"/>
+        </w:rPr>
+        <w:t>Фатхулов</w:t>
+      </w:r>
+      <w:proofErr w:type="spellEnd"/>
+    </w:p>
+    <w:p>
+      <w:pPr>
+        <w:spacing w:line="360" w:lineRule="auto"/>
+        <w:jc w:val="both"/>
         <w:rPr>
           <w:rFonts w:ascii="Times New Roman" w:hAnsi="Times New Roman" w:cs="Times New Roman"/>
           <w:sz w:val="28"/>
           <w:szCs w:val="32"/>
         </w:rPr>
+      </w:pPr>
+      <w:r>
+        <w:rPr>
+          <w:rFonts w:ascii="Times New Roman" w:hAnsi="Times New Roman" w:cs="Times New Roman"/>
+          <w:sz w:val="28"/>
+          <w:szCs w:val="32"/>
+        </w:rPr>
+        <w:lastRenderedPageBreak/>
         <w:br w:type="page"/>
       </w:r>
     </w:p>
@@ -3293,23 +3262,7 @@
                 <w:rFonts w:ascii="Times New Roman" w:hAnsi="Times New Roman" w:cs="Times New Roman"/>
                 <w:noProof/>
               </w:rPr>
-              <w:t>СПИСОК И</w:t>
-            </w:r>
-            <w:r>
-              <w:rPr>
-                <w:rStyle w:val="a6"/>
-                <w:rFonts w:ascii="Times New Roman" w:hAnsi="Times New Roman" w:cs="Times New Roman"/>
-                <w:noProof/>
-              </w:rPr>
-              <w:t>С</w:t>
-            </w:r>
-            <w:r>
-              <w:rPr>
-                <w:rStyle w:val="a6"/>
-                <w:rFonts w:ascii="Times New Roman" w:hAnsi="Times New Roman" w:cs="Times New Roman"/>
-                <w:noProof/>
-              </w:rPr>
-              <w:t>ПОЛЬЗОВАННЫХ ИСТОЧНИКОВ</w:t>
+              <w:t>СПИСОК ИСПОЛЬЗОВАННЫХ ИСТОЧНИКОВ</w:t>
             </w:r>
             <w:r>
               <w:rPr>
@@ -3445,16 +3398,7 @@
           <w:szCs w:val="28"/>
           <w:lang w:eastAsia="ru-RU"/>
         </w:rPr>
-        <w:t>Развитие современных беспроводных сетей передачи данных и повсеместное распространение смартфонов привели к качественному изменению способов потребления медиаконтента. Одним из наиболее динамично растущих сегментов цифрового вещания стали аудиоподкасты — регулярные разговорные или образовательные передачи, транслируемые через интернет. Специфика мобильного использования требует от подобных систем высокой оптимизации сетевого трафика, плавного воспроизведения потокового аудио в реальном времени и интуитивно понятного интерфейса, адаптированного для работы «на ходу».</w:t>
-      </w:r>
-      <w:r>
-        <w:rPr>
-          <w:rFonts w:ascii="Times New Roman" w:hAnsi="Times New Roman" w:cs="Times New Roman"/>
-          <w:sz w:val="28"/>
-          <w:szCs w:val="28"/>
-          <w:lang w:eastAsia="ru-RU"/>
-        </w:rPr>
-        <w:t xml:space="preserve"> </w:t>
+        <w:t xml:space="preserve">Развитие современных беспроводных сетей передачи данных и повсеместное распространение смартфонов привели к качественному изменению способов потребления медиаконтента. Одним из наиболее динамично растущих сегментов цифрового вещания стали аудиоподкасты — регулярные разговорные или образовательные передачи, транслируемые через интернет. Специфика мобильного использования требует от подобных систем высокой оптимизации сетевого трафика, плавного воспроизведения потокового аудио в реальном времени и интуитивно понятного интерфейса, адаптированного для работы «на ходу». </w:t>
       </w:r>
     </w:p>
     <w:p>
@@ -3476,16 +3420,7 @@
           <w:szCs w:val="28"/>
           <w:lang w:eastAsia="ru-RU"/>
         </w:rPr>
-        <w:t>Разработка проприетарного программного решения для прослушивания подкастов позволяет избежать ограничений крупных публичных платформ, таких как отсутствие гибкой категоризации, жесткие рамки монетизации и зависимость от внешних облачных инфраструктур. Использование клиент-серверной архитектуры с выделенным реляционным хранилищем и кроссплатформенным мобильным клиентом обеспечивает необходимый уровень масштабируемости, отказоустойчивости и автономии.</w:t>
-      </w:r>
-      <w:r>
-        <w:rPr>
-          <w:rFonts w:ascii="Times New Roman" w:hAnsi="Times New Roman" w:cs="Times New Roman"/>
-          <w:sz w:val="28"/>
-          <w:szCs w:val="28"/>
-          <w:lang w:eastAsia="ru-RU"/>
-        </w:rPr>
-        <w:t xml:space="preserve"> </w:t>
+        <w:t xml:space="preserve">Разработка проприетарного программного решения для прослушивания подкастов позволяет избежать ограничений крупных публичных платформ, таких как отсутствие гибкой категоризации, жесткие рамки монетизации и зависимость от внешних облачных инфраструктур. Использование клиент-серверной архитектуры с выделенным реляционным хранилищем и кроссплатформенным мобильным клиентом обеспечивает необходимый уровень масштабируемости, отказоустойчивости и автономии. </w:t>
       </w:r>
     </w:p>
     <w:p>
@@ -4124,15 +4059,7 @@
           <w:sz w:val="28"/>
           <w:szCs w:val="28"/>
         </w:rPr>
-        <w:t>).</w:t>
-      </w:r>
-      <w:r>
-        <w:rPr>
-          <w:rFonts w:ascii="Times New Roman" w:hAnsi="Times New Roman" w:cs="Times New Roman"/>
-          <w:sz w:val="28"/>
-          <w:szCs w:val="28"/>
-        </w:rPr>
-        <w:t xml:space="preserve"> </w:t>
+        <w:t xml:space="preserve">). </w:t>
       </w:r>
     </w:p>
     <w:p>
@@ -4294,15 +4221,7 @@
           <w:sz w:val="28"/>
           <w:szCs w:val="28"/>
         </w:rPr>
-        <w:t>администратор</w:t>
-      </w:r>
-      <w:r>
-        <w:rPr>
-          <w:rFonts w:ascii="Times New Roman" w:hAnsi="Times New Roman" w:cs="Times New Roman"/>
-          <w:sz w:val="28"/>
-          <w:szCs w:val="28"/>
-        </w:rPr>
-        <w:t xml:space="preserve"> (</w:t>
+        <w:t>администратор (</w:t>
       </w:r>
       <w:r>
         <w:rPr>
@@ -4347,7 +4266,6 @@
           <w:rFonts w:ascii="Times New Roman" w:hAnsi="Times New Roman" w:cs="Times New Roman"/>
           <w:sz w:val="28"/>
           <w:szCs w:val="28"/>
-          <w:lang w:val="en-US"/>
         </w:rPr>
       </w:pPr>
       <w:r>
@@ -4430,7 +4348,6 @@
           <w:rFonts w:ascii="Times New Roman" w:hAnsi="Times New Roman" w:cs="Times New Roman"/>
           <w:sz w:val="28"/>
           <w:szCs w:val="28"/>
-          <w:lang w:val="en-US"/>
         </w:rPr>
       </w:pPr>
       <w:r>
@@ -4451,7 +4368,6 @@
           <w:rFonts w:ascii="Times New Roman" w:hAnsi="Times New Roman" w:cs="Times New Roman"/>
           <w:sz w:val="28"/>
           <w:szCs w:val="28"/>
-          <w:lang w:val="en-US"/>
         </w:rPr>
       </w:pPr>
       <w:r>
@@ -4598,7 +4514,6 @@
           <w:rFonts w:ascii="Times New Roman" w:hAnsi="Times New Roman" w:cs="Times New Roman"/>
           <w:sz w:val="28"/>
           <w:szCs w:val="28"/>
-          <w:lang w:val="en-US"/>
         </w:rPr>
       </w:pPr>
       <w:r>
@@ -4911,7 +4826,6 @@
           <w:color w:val="000000" w:themeColor="text1"/>
           <w:sz w:val="28"/>
           <w:szCs w:val="28"/>
-          <w:lang w:val="en-US"/>
         </w:rPr>
       </w:pPr>
       <w:r>
@@ -4969,12 +4883,6 @@
         <w:gridCol w:w="2925"/>
       </w:tblGrid>
       <w:tr>
-        <w:tblPrEx>
-          <w:tblCellMar>
-            <w:top w:w="0" w:type="dxa"/>
-            <w:bottom w:w="0" w:type="dxa"/>
-          </w:tblCellMar>
-        </w:tblPrEx>
         <w:trPr>
           <w:tblHeader/>
         </w:trPr>
@@ -5129,12 +5037,6 @@
         </w:tc>
       </w:tr>
       <w:tr>
-        <w:tblPrEx>
-          <w:tblCellMar>
-            <w:top w:w="0" w:type="dxa"/>
-            <w:bottom w:w="0" w:type="dxa"/>
-          </w:tblCellMar>
-        </w:tblPrEx>
         <w:tc>
           <w:tcPr>
             <w:tcW w:w="2507" w:type="dxa"/>
@@ -5284,12 +5186,6 @@
         </w:tc>
       </w:tr>
       <w:tr>
-        <w:tblPrEx>
-          <w:tblCellMar>
-            <w:top w:w="0" w:type="dxa"/>
-            <w:bottom w:w="0" w:type="dxa"/>
-          </w:tblCellMar>
-        </w:tblPrEx>
         <w:tc>
           <w:tcPr>
             <w:tcW w:w="2507" w:type="dxa"/>
@@ -5451,12 +5347,6 @@
         </w:tc>
       </w:tr>
       <w:tr>
-        <w:tblPrEx>
-          <w:tblCellMar>
-            <w:top w:w="0" w:type="dxa"/>
-            <w:bottom w:w="0" w:type="dxa"/>
-          </w:tblCellMar>
-        </w:tblPrEx>
         <w:tc>
           <w:tcPr>
             <w:tcW w:w="2507" w:type="dxa"/>
@@ -5604,12 +5494,6 @@
         </w:tc>
       </w:tr>
       <w:tr>
-        <w:tblPrEx>
-          <w:tblCellMar>
-            <w:top w:w="0" w:type="dxa"/>
-            <w:bottom w:w="0" w:type="dxa"/>
-          </w:tblCellMar>
-        </w:tblPrEx>
         <w:tc>
           <w:tcPr>
             <w:tcW w:w="2507" w:type="dxa"/>
@@ -5788,7 +5672,6 @@
           <w:color w:val="000000" w:themeColor="text1"/>
           <w:sz w:val="28"/>
           <w:szCs w:val="28"/>
-          <w:lang w:val="en-US"/>
         </w:rPr>
       </w:pPr>
       <w:r>
@@ -5846,12 +5729,6 @@
         <w:gridCol w:w="2925"/>
       </w:tblGrid>
       <w:tr>
-        <w:tblPrEx>
-          <w:tblCellMar>
-            <w:top w:w="0" w:type="dxa"/>
-            <w:bottom w:w="0" w:type="dxa"/>
-          </w:tblCellMar>
-        </w:tblPrEx>
         <w:trPr>
           <w:tblHeader/>
         </w:trPr>
@@ -6006,12 +5883,6 @@
         </w:tc>
       </w:tr>
       <w:tr>
-        <w:tblPrEx>
-          <w:tblCellMar>
-            <w:top w:w="0" w:type="dxa"/>
-            <w:bottom w:w="0" w:type="dxa"/>
-          </w:tblCellMar>
-        </w:tblPrEx>
         <w:tc>
           <w:tcPr>
             <w:tcW w:w="2507" w:type="dxa"/>
@@ -6040,14 +5911,7 @@
                 <w:sz w:val="28"/>
                 <w:szCs w:val="28"/>
               </w:rPr>
-              <w:t xml:space="preserve">Идентификатор </w:t>
-            </w:r>
-            <w:r>
-              <w:rPr>
-                <w:sz w:val="28"/>
-                <w:szCs w:val="28"/>
-              </w:rPr>
-              <w:t>подкаста</w:t>
+              <w:t>Идентификатор подкаста</w:t>
             </w:r>
           </w:p>
         </w:tc>
@@ -6168,12 +6032,6 @@
         </w:tc>
       </w:tr>
       <w:tr>
-        <w:tblPrEx>
-          <w:tblCellMar>
-            <w:top w:w="0" w:type="dxa"/>
-            <w:bottom w:w="0" w:type="dxa"/>
-          </w:tblCellMar>
-        </w:tblPrEx>
         <w:tc>
           <w:tcPr>
             <w:tcW w:w="2507" w:type="dxa"/>
@@ -6327,12 +6185,6 @@
         </w:tc>
       </w:tr>
       <w:tr>
-        <w:tblPrEx>
-          <w:tblCellMar>
-            <w:top w:w="0" w:type="dxa"/>
-            <w:bottom w:w="0" w:type="dxa"/>
-          </w:tblCellMar>
-        </w:tblPrEx>
         <w:tc>
           <w:tcPr>
             <w:tcW w:w="2507" w:type="dxa"/>
@@ -6485,12 +6337,6 @@
         </w:tc>
       </w:tr>
       <w:tr>
-        <w:tblPrEx>
-          <w:tblCellMar>
-            <w:top w:w="0" w:type="dxa"/>
-            <w:bottom w:w="0" w:type="dxa"/>
-          </w:tblCellMar>
-        </w:tblPrEx>
         <w:tc>
           <w:tcPr>
             <w:tcW w:w="2507" w:type="dxa"/>
@@ -6636,12 +6482,6 @@
         </w:tc>
       </w:tr>
       <w:tr>
-        <w:tblPrEx>
-          <w:tblCellMar>
-            <w:top w:w="0" w:type="dxa"/>
-            <w:bottom w:w="0" w:type="dxa"/>
-          </w:tblCellMar>
-        </w:tblPrEx>
         <w:tc>
           <w:tcPr>
             <w:tcW w:w="2507" w:type="dxa"/>
@@ -6789,12 +6629,6 @@
         </w:tc>
       </w:tr>
       <w:tr>
-        <w:tblPrEx>
-          <w:tblCellMar>
-            <w:top w:w="0" w:type="dxa"/>
-            <w:bottom w:w="0" w:type="dxa"/>
-          </w:tblCellMar>
-        </w:tblPrEx>
         <w:tc>
           <w:tcPr>
             <w:tcW w:w="2507" w:type="dxa"/>
@@ -7037,7 +6871,6 @@
           <w:color w:val="000000" w:themeColor="text1"/>
           <w:sz w:val="28"/>
           <w:szCs w:val="28"/>
-          <w:lang w:val="en-US"/>
         </w:rPr>
       </w:pPr>
       <w:bookmarkStart w:id="22" w:name="_Toc233327779"/>
@@ -7079,7 +6912,6 @@
           <w:rFonts w:ascii="Times New Roman" w:hAnsi="Times New Roman" w:cs="Times New Roman"/>
           <w:sz w:val="28"/>
           <w:szCs w:val="28"/>
-          <w:lang w:val="en-US"/>
         </w:rPr>
       </w:pPr>
       <w:r>
@@ -7136,7 +6968,6 @@
           <w:rFonts w:ascii="Times New Roman" w:hAnsi="Times New Roman" w:cs="Times New Roman"/>
           <w:sz w:val="28"/>
           <w:szCs w:val="28"/>
-          <w:lang w:val="en-US"/>
         </w:rPr>
       </w:pPr>
       <w:r>
@@ -7233,15 +7064,7 @@
           <w:sz w:val="28"/>
           <w:szCs w:val="28"/>
         </w:rPr>
-        <w:t xml:space="preserve"> серверной части</w:t>
-      </w:r>
-      <w:r>
-        <w:rPr>
-          <w:rFonts w:ascii="Times New Roman" w:hAnsi="Times New Roman" w:cs="Times New Roman"/>
-          <w:sz w:val="28"/>
-          <w:szCs w:val="28"/>
-        </w:rPr>
-        <w:t xml:space="preserve"> </w:t>
+        <w:t xml:space="preserve"> серверной части </w:t>
       </w:r>
       <w:r>
         <w:rPr>
@@ -7257,15 +7080,7 @@
           <w:sz w:val="28"/>
           <w:szCs w:val="28"/>
         </w:rPr>
-        <w:t>2.1.2</w:t>
-      </w:r>
-      <w:r>
-        <w:rPr>
-          <w:rFonts w:ascii="Times New Roman" w:hAnsi="Times New Roman" w:cs="Times New Roman"/>
-          <w:sz w:val="28"/>
-          <w:szCs w:val="28"/>
-        </w:rPr>
-        <w:t>:</w:t>
+        <w:t>2.1.2:</w:t>
       </w:r>
     </w:p>
     <w:p>
@@ -7283,6 +7098,7 @@
       <w:r>
         <w:rPr>
           <w:rFonts w:ascii="Times New Roman" w:hAnsi="Times New Roman" w:cs="Times New Roman"/>
+          <w:noProof/>
           <w:sz w:val="28"/>
           <w:szCs w:val="28"/>
           <w:lang w:val="en-US"/>
@@ -7394,6 +7210,7 @@
       <w:r>
         <w:rPr>
           <w:rFonts w:ascii="Times New Roman" w:hAnsi="Times New Roman" w:cs="Times New Roman"/>
+          <w:noProof/>
           <w:sz w:val="28"/>
           <w:szCs w:val="28"/>
           <w:lang w:val="en-US"/>
@@ -7445,7 +7262,6 @@
           <w:rFonts w:ascii="Times New Roman" w:hAnsi="Times New Roman" w:cs="Times New Roman"/>
           <w:sz w:val="28"/>
           <w:szCs w:val="28"/>
-          <w:lang w:val="en-US"/>
         </w:rPr>
       </w:pPr>
       <w:r>
@@ -7576,7 +7392,6 @@
           <w:sz w:val="28"/>
           <w:szCs w:val="28"/>
           <w:shd w:val="clear" w:color="auto" w:fill="FFFFFF"/>
-          <w:lang w:val="en-US"/>
         </w:rPr>
       </w:pPr>
       <w:r>
@@ -7625,7 +7440,6 @@
           <w:sz w:val="28"/>
           <w:szCs w:val="28"/>
           <w:shd w:val="clear" w:color="auto" w:fill="FFFFFF"/>
-          <w:lang w:val="en-US"/>
         </w:rPr>
       </w:pPr>
       <w:r>
@@ -7696,7 +7510,6 @@
           <w:sz w:val="28"/>
           <w:szCs w:val="28"/>
           <w:shd w:val="clear" w:color="auto" w:fill="FFFFFF"/>
-          <w:lang w:val="en-US"/>
         </w:rPr>
       </w:pPr>
       <w:r>
@@ -7723,7 +7536,6 @@
           <w:sz w:val="28"/>
           <w:szCs w:val="28"/>
           <w:shd w:val="clear" w:color="auto" w:fill="FFFFFF"/>
-          <w:lang w:val="en-US"/>
         </w:rPr>
       </w:pPr>
       <w:r>
@@ -7891,7 +7703,38 @@
           <w:shd w:val="clear" w:color="auto" w:fill="FFFFFF"/>
           <w:lang w:val="en-US"/>
         </w:rPr>
-        <w:t xml:space="preserve">Use Case </w:t>
+        <w:t>Use</w:t>
+      </w:r>
+      <w:r>
+        <w:rPr>
+          <w:rFonts w:ascii="Times New Roman" w:hAnsi="Times New Roman" w:cs="Times New Roman"/>
+          <w:color w:val="000000" w:themeColor="text1"/>
+          <w:sz w:val="28"/>
+          <w:szCs w:val="28"/>
+          <w:shd w:val="clear" w:color="auto" w:fill="FFFFFF"/>
+        </w:rPr>
+        <w:t xml:space="preserve"> </w:t>
+      </w:r>
+      <w:r>
+        <w:rPr>
+          <w:rFonts w:ascii="Times New Roman" w:hAnsi="Times New Roman" w:cs="Times New Roman"/>
+          <w:color w:val="000000" w:themeColor="text1"/>
+          <w:sz w:val="28"/>
+          <w:szCs w:val="28"/>
+          <w:shd w:val="clear" w:color="auto" w:fill="FFFFFF"/>
+          <w:lang w:val="en-US"/>
+        </w:rPr>
+        <w:t>Case</w:t>
+      </w:r>
+      <w:r>
+        <w:rPr>
+          <w:rFonts w:ascii="Times New Roman" w:hAnsi="Times New Roman" w:cs="Times New Roman"/>
+          <w:color w:val="000000" w:themeColor="text1"/>
+          <w:sz w:val="28"/>
+          <w:szCs w:val="28"/>
+          <w:shd w:val="clear" w:color="auto" w:fill="FFFFFF"/>
+        </w:rPr>
+        <w:t xml:space="preserve"> </w:t>
       </w:r>
       <w:r>
         <w:rPr>
@@ -7945,43 +7788,7 @@
           <w:szCs w:val="28"/>
         </w:rPr>
         <w:lastRenderedPageBreak/>
-        <w:t>2.2</w:t>
-      </w:r>
-      <w:r>
-        <w:rPr>
-          <w:rFonts w:ascii="Times New Roman" w:hAnsi="Times New Roman" w:cs="Times New Roman"/>
-          <w:color w:val="auto"/>
-          <w:sz w:val="28"/>
-          <w:szCs w:val="28"/>
-        </w:rPr>
-        <w:t>.1</w:t>
-      </w:r>
-      <w:r>
-        <w:rPr>
-          <w:rFonts w:ascii="Times New Roman" w:hAnsi="Times New Roman" w:cs="Times New Roman"/>
-          <w:color w:val="auto"/>
-          <w:sz w:val="28"/>
-          <w:szCs w:val="28"/>
-        </w:rPr>
-        <w:t>.</w:t>
-      </w:r>
-      <w:r>
-        <w:rPr>
-          <w:rFonts w:ascii="Times New Roman" w:hAnsi="Times New Roman" w:cs="Times New Roman"/>
-          <w:color w:val="auto"/>
-          <w:sz w:val="28"/>
-          <w:szCs w:val="28"/>
-        </w:rPr>
-        <w:t xml:space="preserve"> Архитектура клиентских модулей</w:t>
-      </w:r>
-      <w:r>
-        <w:rPr>
-          <w:rFonts w:ascii="Times New Roman" w:hAnsi="Times New Roman" w:cs="Times New Roman"/>
-          <w:color w:val="auto"/>
-          <w:sz w:val="28"/>
-          <w:szCs w:val="28"/>
-        </w:rPr>
-        <w:t>.</w:t>
+        <w:t>2.2.1. Архитектура клиентских модулей.</w:t>
       </w:r>
       <w:bookmarkEnd w:id="24"/>
     </w:p>
@@ -8142,15 +7949,7 @@
           <w:sz w:val="28"/>
           <w:szCs w:val="28"/>
         </w:rPr>
-        <w:t>запрашивает списки подкастов у API сервера, обрабатывает контекстный поиск и горизонтальную фильтрацию по чипсам категорий</w:t>
-      </w:r>
-      <w:r>
-        <w:rPr>
-          <w:rFonts w:ascii="Times New Roman" w:hAnsi="Times New Roman" w:cs="Times New Roman"/>
-          <w:sz w:val="28"/>
-          <w:szCs w:val="28"/>
-        </w:rPr>
-        <w:t>;</w:t>
+        <w:t>запрашивает списки подкастов у API сервера, обрабатывает контекстный поиск и горизонтальную фильтрацию по чипсам категорий;</w:t>
       </w:r>
     </w:p>
     <w:p>
@@ -8191,15 +7990,7 @@
           <w:sz w:val="28"/>
           <w:szCs w:val="28"/>
         </w:rPr>
-        <w:t xml:space="preserve">: </w:t>
-      </w:r>
-      <w:r>
-        <w:rPr>
-          <w:rFonts w:ascii="Times New Roman" w:hAnsi="Times New Roman" w:cs="Times New Roman"/>
-          <w:sz w:val="28"/>
-          <w:szCs w:val="28"/>
-        </w:rPr>
-        <w:t xml:space="preserve">инкапсулирует работу с нативным аудиоплеером смартфона посредством пакета </w:t>
+        <w:t xml:space="preserve">: инкапсулирует работу с нативным аудиоплеером смартфона посредством пакета </w:t>
       </w:r>
       <w:proofErr w:type="spellStart"/>
       <w:r>
@@ -8463,7 +8254,6 @@
           <w:sz w:val="28"/>
           <w:szCs w:val="28"/>
           <w:shd w:val="clear" w:color="auto" w:fill="FFFFFF"/>
-          <w:lang w:val="en-US"/>
         </w:rPr>
       </w:pPr>
       <w:r>
@@ -8500,12 +8290,6 @@
         <w:gridCol w:w="7679"/>
       </w:tblGrid>
       <w:tr>
-        <w:tblPrEx>
-          <w:tblCellMar>
-            <w:top w:w="0" w:type="dxa"/>
-            <w:bottom w:w="0" w:type="dxa"/>
-          </w:tblCellMar>
-        </w:tblPrEx>
         <w:trPr>
           <w:tblHeader/>
         </w:trPr>
@@ -8595,12 +8379,6 @@
         </w:tc>
       </w:tr>
       <w:tr>
-        <w:tblPrEx>
-          <w:tblCellMar>
-            <w:top w:w="0" w:type="dxa"/>
-            <w:bottom w:w="0" w:type="dxa"/>
-          </w:tblCellMar>
-        </w:tblPrEx>
         <w:tc>
           <w:tcPr>
             <w:tcW w:w="1960" w:type="dxa"/>
@@ -8668,12 +8446,6 @@
         </w:tc>
       </w:tr>
       <w:tr>
-        <w:tblPrEx>
-          <w:tblCellMar>
-            <w:top w:w="0" w:type="dxa"/>
-            <w:bottom w:w="0" w:type="dxa"/>
-          </w:tblCellMar>
-        </w:tblPrEx>
         <w:tc>
           <w:tcPr>
             <w:tcW w:w="1960" w:type="dxa"/>
@@ -8741,12 +8513,6 @@
         </w:tc>
       </w:tr>
       <w:tr>
-        <w:tblPrEx>
-          <w:tblCellMar>
-            <w:top w:w="0" w:type="dxa"/>
-            <w:bottom w:w="0" w:type="dxa"/>
-          </w:tblCellMar>
-        </w:tblPrEx>
         <w:tc>
           <w:tcPr>
             <w:tcW w:w="1960" w:type="dxa"/>
@@ -8808,39 +8574,12 @@
                 <w:sz w:val="28"/>
                 <w:szCs w:val="28"/>
               </w:rPr>
-              <w:t xml:space="preserve">Необходимо добиться корректного поведения </w:t>
-            </w:r>
-            <w:r>
-              <w:rPr>
-                <w:sz w:val="28"/>
-                <w:szCs w:val="28"/>
-              </w:rPr>
-              <w:t>системы</w:t>
-            </w:r>
-            <w:r>
-              <w:rPr>
-                <w:sz w:val="28"/>
-                <w:szCs w:val="28"/>
-              </w:rPr>
-              <w:t xml:space="preserve"> при регистрации нового </w:t>
-            </w:r>
-            <w:r>
-              <w:rPr>
-                <w:sz w:val="28"/>
-                <w:szCs w:val="28"/>
-              </w:rPr>
-              <w:t>слушателя</w:t>
+              <w:t>Необходимо добиться корректного поведения системы при регистрации нового слушателя</w:t>
             </w:r>
           </w:p>
         </w:tc>
       </w:tr>
       <w:tr>
-        <w:tblPrEx>
-          <w:tblCellMar>
-            <w:top w:w="0" w:type="dxa"/>
-            <w:bottom w:w="0" w:type="dxa"/>
-          </w:tblCellMar>
-        </w:tblPrEx>
         <w:tc>
           <w:tcPr>
             <w:tcW w:w="1960" w:type="dxa"/>
@@ -8917,21 +8656,7 @@
                 <w:sz w:val="28"/>
                 <w:szCs w:val="28"/>
               </w:rPr>
-              <w:t>», «</w:t>
-            </w:r>
-            <w:r>
-              <w:rPr>
-                <w:sz w:val="28"/>
-                <w:szCs w:val="28"/>
-              </w:rPr>
-              <w:t>Пароль</w:t>
-            </w:r>
-            <w:r>
-              <w:rPr>
-                <w:sz w:val="28"/>
-                <w:szCs w:val="28"/>
-              </w:rPr>
-              <w:t>»</w:t>
+              <w:t>», «Пароль»</w:t>
             </w:r>
             <w:r>
               <w:rPr>
@@ -8945,32 +8670,12 @@
                 <w:sz w:val="28"/>
                 <w:szCs w:val="28"/>
               </w:rPr>
-              <w:t xml:space="preserve"> «</w:t>
-            </w:r>
-            <w:r>
-              <w:rPr>
-                <w:sz w:val="28"/>
-                <w:szCs w:val="28"/>
-              </w:rPr>
-              <w:t>Повторный п</w:t>
-            </w:r>
-            <w:r>
-              <w:rPr>
-                <w:sz w:val="28"/>
-                <w:szCs w:val="28"/>
-              </w:rPr>
-              <w:t>ароль»; нажать кнопку «Зарегистрироваться»</w:t>
+              <w:t xml:space="preserve"> «Повторный пароль»; нажать кнопку «Зарегистрироваться»</w:t>
             </w:r>
           </w:p>
         </w:tc>
       </w:tr>
       <w:tr>
-        <w:tblPrEx>
-          <w:tblCellMar>
-            <w:top w:w="0" w:type="dxa"/>
-            <w:bottom w:w="0" w:type="dxa"/>
-          </w:tblCellMar>
-        </w:tblPrEx>
         <w:tc>
           <w:tcPr>
             <w:tcW w:w="1960" w:type="dxa"/>
@@ -9129,6 +8834,13 @@
                 <w:szCs w:val="28"/>
                 <w:lang w:val="en-US"/>
               </w:rPr>
+            </w:r>
+            <w:r>
+              <w:rPr>
+                <w:sz w:val="28"/>
+                <w:szCs w:val="28"/>
+                <w:lang w:val="en-US"/>
+              </w:rPr>
               <w:fldChar w:fldCharType="separate"/>
             </w:r>
             <w:r>
@@ -9203,14 +8915,7 @@
                 <w:sz w:val="28"/>
                 <w:szCs w:val="28"/>
               </w:rPr>
-              <w:t xml:space="preserve">: </w:t>
-            </w:r>
-            <w:r>
-              <w:rPr>
-                <w:sz w:val="28"/>
-                <w:szCs w:val="28"/>
-              </w:rPr>
-              <w:t>7878488</w:t>
+              <w:t>: 7878488</w:t>
             </w:r>
             <w:r>
               <w:rPr>
@@ -9253,12 +8958,6 @@
         </w:tc>
       </w:tr>
       <w:tr>
-        <w:tblPrEx>
-          <w:tblCellMar>
-            <w:top w:w="0" w:type="dxa"/>
-            <w:bottom w:w="0" w:type="dxa"/>
-          </w:tblCellMar>
-        </w:tblPrEx>
         <w:tc>
           <w:tcPr>
             <w:tcW w:w="1960" w:type="dxa"/>
@@ -9326,12 +9025,6 @@
         </w:tc>
       </w:tr>
       <w:tr>
-        <w:tblPrEx>
-          <w:tblCellMar>
-            <w:top w:w="0" w:type="dxa"/>
-            <w:bottom w:w="0" w:type="dxa"/>
-          </w:tblCellMar>
-        </w:tblPrEx>
         <w:tc>
           <w:tcPr>
             <w:tcW w:w="1960" w:type="dxa"/>
@@ -9453,6 +9146,7 @@
       <w:r>
         <w:rPr>
           <w:rFonts w:ascii="Times New Roman" w:hAnsi="Times New Roman" w:cs="Times New Roman"/>
+          <w:noProof/>
           <w:sz w:val="28"/>
           <w:szCs w:val="28"/>
           <w:shd w:val="clear" w:color="auto" w:fill="FFFFFF"/>
@@ -9583,12 +9277,6 @@
         <w:gridCol w:w="7679"/>
       </w:tblGrid>
       <w:tr>
-        <w:tblPrEx>
-          <w:tblCellMar>
-            <w:top w:w="0" w:type="dxa"/>
-            <w:bottom w:w="0" w:type="dxa"/>
-          </w:tblCellMar>
-        </w:tblPrEx>
         <w:trPr>
           <w:tblHeader/>
         </w:trPr>
@@ -9678,12 +9366,6 @@
         </w:tc>
       </w:tr>
       <w:tr>
-        <w:tblPrEx>
-          <w:tblCellMar>
-            <w:top w:w="0" w:type="dxa"/>
-            <w:bottom w:w="0" w:type="dxa"/>
-          </w:tblCellMar>
-        </w:tblPrEx>
         <w:tc>
           <w:tcPr>
             <w:tcW w:w="1960" w:type="dxa"/>
@@ -9751,12 +9433,6 @@
         </w:tc>
       </w:tr>
       <w:tr>
-        <w:tblPrEx>
-          <w:tblCellMar>
-            <w:top w:w="0" w:type="dxa"/>
-            <w:bottom w:w="0" w:type="dxa"/>
-          </w:tblCellMar>
-        </w:tblPrEx>
         <w:tc>
           <w:tcPr>
             <w:tcW w:w="1960" w:type="dxa"/>
@@ -9818,32 +9494,12 @@
                 <w:sz w:val="28"/>
                 <w:szCs w:val="28"/>
               </w:rPr>
-              <w:t xml:space="preserve">Тестирование регистрации при </w:t>
-            </w:r>
-            <w:r>
-              <w:rPr>
-                <w:sz w:val="28"/>
-                <w:szCs w:val="28"/>
-              </w:rPr>
-              <w:t>некорректных</w:t>
-            </w:r>
-            <w:r>
-              <w:rPr>
-                <w:sz w:val="28"/>
-                <w:szCs w:val="28"/>
-              </w:rPr>
-              <w:t xml:space="preserve"> данных</w:t>
+              <w:t>Тестирование регистрации при некорректных данных</w:t>
             </w:r>
           </w:p>
         </w:tc>
       </w:tr>
       <w:tr>
-        <w:tblPrEx>
-          <w:tblCellMar>
-            <w:top w:w="0" w:type="dxa"/>
-            <w:bottom w:w="0" w:type="dxa"/>
-          </w:tblCellMar>
-        </w:tblPrEx>
         <w:tc>
           <w:tcPr>
             <w:tcW w:w="1960" w:type="dxa"/>
@@ -9913,14 +9569,7 @@
                 <w:sz w:val="28"/>
                 <w:szCs w:val="28"/>
               </w:rPr>
-              <w:t xml:space="preserve">при </w:t>
-            </w:r>
-            <w:r>
-              <w:rPr>
-                <w:sz w:val="28"/>
-                <w:szCs w:val="28"/>
-              </w:rPr>
-              <w:t>попытки</w:t>
+              <w:t>при попытки</w:t>
             </w:r>
             <w:proofErr w:type="gramEnd"/>
             <w:r>
@@ -9928,32 +9577,12 @@
                 <w:sz w:val="28"/>
                 <w:szCs w:val="28"/>
               </w:rPr>
-              <w:t xml:space="preserve"> </w:t>
-            </w:r>
-            <w:r>
-              <w:rPr>
-                <w:sz w:val="28"/>
-                <w:szCs w:val="28"/>
-              </w:rPr>
-              <w:t>регистрации нового слушателя</w:t>
-            </w:r>
-            <w:r>
-              <w:rPr>
-                <w:sz w:val="28"/>
-                <w:szCs w:val="28"/>
-              </w:rPr>
-              <w:t xml:space="preserve"> с уже существующей почтой</w:t>
+              <w:t xml:space="preserve"> регистрации нового слушателя с уже существующей почтой</w:t>
             </w:r>
           </w:p>
         </w:tc>
       </w:tr>
       <w:tr>
-        <w:tblPrEx>
-          <w:tblCellMar>
-            <w:top w:w="0" w:type="dxa"/>
-            <w:bottom w:w="0" w:type="dxa"/>
-          </w:tblCellMar>
-        </w:tblPrEx>
         <w:tc>
           <w:tcPr>
             <w:tcW w:w="1960" w:type="dxa"/>
@@ -10064,12 +9693,6 @@
         </w:tc>
       </w:tr>
       <w:tr>
-        <w:tblPrEx>
-          <w:tblCellMar>
-            <w:top w:w="0" w:type="dxa"/>
-            <w:bottom w:w="0" w:type="dxa"/>
-          </w:tblCellMar>
-        </w:tblPrEx>
         <w:tc>
           <w:tcPr>
             <w:tcW w:w="1960" w:type="dxa"/>
@@ -10244,12 +9867,6 @@
         </w:tc>
       </w:tr>
       <w:tr>
-        <w:tblPrEx>
-          <w:tblCellMar>
-            <w:top w:w="0" w:type="dxa"/>
-            <w:bottom w:w="0" w:type="dxa"/>
-          </w:tblCellMar>
-        </w:tblPrEx>
         <w:tc>
           <w:tcPr>
             <w:tcW w:w="1960" w:type="dxa"/>
@@ -10331,12 +9948,6 @@
         </w:tc>
       </w:tr>
       <w:tr>
-        <w:tblPrEx>
-          <w:tblCellMar>
-            <w:top w:w="0" w:type="dxa"/>
-            <w:bottom w:w="0" w:type="dxa"/>
-          </w:tblCellMar>
-        </w:tblPrEx>
         <w:tc>
           <w:tcPr>
             <w:tcW w:w="1960" w:type="dxa"/>
@@ -10493,6 +10104,7 @@
       <w:r>
         <w:rPr>
           <w:rFonts w:ascii="Times New Roman" w:hAnsi="Times New Roman" w:cs="Times New Roman"/>
+          <w:noProof/>
           <w:sz w:val="28"/>
           <w:szCs w:val="28"/>
         </w:rPr>
@@ -10563,7 +10175,6 @@
           <w:rFonts w:ascii="Times New Roman" w:hAnsi="Times New Roman" w:cs="Times New Roman"/>
           <w:sz w:val="28"/>
           <w:szCs w:val="28"/>
-          <w:lang w:val="en-US"/>
         </w:rPr>
         <w:t>2.3.</w:t>
       </w:r>
@@ -10572,7 +10183,6 @@
           <w:rFonts w:ascii="Times New Roman" w:hAnsi="Times New Roman" w:cs="Times New Roman"/>
           <w:sz w:val="28"/>
           <w:szCs w:val="28"/>
-          <w:lang w:val="en-US"/>
         </w:rPr>
         <w:t>2</w:t>
       </w:r>
@@ -10581,7 +10191,6 @@
           <w:rFonts w:ascii="Times New Roman" w:hAnsi="Times New Roman" w:cs="Times New Roman"/>
           <w:sz w:val="28"/>
           <w:szCs w:val="28"/>
-          <w:lang w:val="en-US"/>
         </w:rPr>
         <w:t>.</w:t>
       </w:r>
@@ -10590,7 +10199,6 @@
           <w:rFonts w:ascii="Times New Roman" w:hAnsi="Times New Roman" w:cs="Times New Roman"/>
           <w:sz w:val="28"/>
           <w:szCs w:val="28"/>
-          <w:lang w:val="en-US"/>
         </w:rPr>
         <w:t>1</w:t>
       </w:r>
@@ -10599,7 +10207,6 @@
           <w:rFonts w:ascii="Times New Roman" w:hAnsi="Times New Roman" w:cs="Times New Roman"/>
           <w:sz w:val="28"/>
           <w:szCs w:val="28"/>
-          <w:lang w:val="en-US"/>
         </w:rPr>
         <w:t xml:space="preserve"> – </w:t>
       </w:r>
@@ -10626,7 +10233,6 @@
           <w:rFonts w:ascii="Times New Roman" w:hAnsi="Times New Roman" w:cs="Times New Roman"/>
           <w:sz w:val="28"/>
           <w:szCs w:val="28"/>
-          <w:lang w:val="en-US"/>
         </w:rPr>
       </w:pPr>
       <w:r>
@@ -10653,12 +10259,6 @@
         <w:gridCol w:w="7679"/>
       </w:tblGrid>
       <w:tr>
-        <w:tblPrEx>
-          <w:tblCellMar>
-            <w:top w:w="0" w:type="dxa"/>
-            <w:bottom w:w="0" w:type="dxa"/>
-          </w:tblCellMar>
-        </w:tblPrEx>
         <w:trPr>
           <w:tblHeader/>
         </w:trPr>
@@ -10758,12 +10358,6 @@
         </w:tc>
       </w:tr>
       <w:tr>
-        <w:tblPrEx>
-          <w:tblCellMar>
-            <w:top w:w="0" w:type="dxa"/>
-            <w:bottom w:w="0" w:type="dxa"/>
-          </w:tblCellMar>
-        </w:tblPrEx>
         <w:tc>
           <w:tcPr>
             <w:tcW w:w="1960" w:type="dxa"/>
@@ -10831,12 +10425,6 @@
         </w:tc>
       </w:tr>
       <w:tr>
-        <w:tblPrEx>
-          <w:tblCellMar>
-            <w:top w:w="0" w:type="dxa"/>
-            <w:bottom w:w="0" w:type="dxa"/>
-          </w:tblCellMar>
-        </w:tblPrEx>
         <w:tc>
           <w:tcPr>
             <w:tcW w:w="1960" w:type="dxa"/>
@@ -10898,46 +10486,12 @@
                 <w:sz w:val="28"/>
                 <w:szCs w:val="28"/>
               </w:rPr>
-              <w:t xml:space="preserve">Тестирование </w:t>
-            </w:r>
-            <w:r>
-              <w:rPr>
-                <w:sz w:val="28"/>
-                <w:szCs w:val="28"/>
-              </w:rPr>
-              <w:t>аутентификации</w:t>
-            </w:r>
-            <w:r>
-              <w:rPr>
-                <w:sz w:val="28"/>
-                <w:szCs w:val="28"/>
-              </w:rPr>
-              <w:t xml:space="preserve"> при </w:t>
-            </w:r>
-            <w:r>
-              <w:rPr>
-                <w:sz w:val="28"/>
-                <w:szCs w:val="28"/>
-              </w:rPr>
-              <w:t xml:space="preserve">корректных </w:t>
-            </w:r>
-            <w:r>
-              <w:rPr>
-                <w:sz w:val="28"/>
-                <w:szCs w:val="28"/>
-              </w:rPr>
-              <w:t>данных</w:t>
+              <w:t>Тестирование аутентификации при корректных данных</w:t>
             </w:r>
           </w:p>
         </w:tc>
       </w:tr>
       <w:tr>
-        <w:tblPrEx>
-          <w:tblCellMar>
-            <w:top w:w="0" w:type="dxa"/>
-            <w:bottom w:w="0" w:type="dxa"/>
-          </w:tblCellMar>
-        </w:tblPrEx>
         <w:tc>
           <w:tcPr>
             <w:tcW w:w="1960" w:type="dxa"/>
@@ -10999,25 +10553,12 @@
                 <w:sz w:val="28"/>
                 <w:szCs w:val="28"/>
               </w:rPr>
-              <w:t xml:space="preserve">Необходимо добиться корректного поведения системы </w:t>
-            </w:r>
-            <w:r>
-              <w:rPr>
-                <w:sz w:val="28"/>
-                <w:szCs w:val="28"/>
-              </w:rPr>
-              <w:t>при аутентификации пользователя</w:t>
+              <w:t>Необходимо добиться корректного поведения системы при аутентификации пользователя</w:t>
             </w:r>
           </w:p>
         </w:tc>
       </w:tr>
       <w:tr>
-        <w:tblPrEx>
-          <w:tblCellMar>
-            <w:top w:w="0" w:type="dxa"/>
-            <w:bottom w:w="0" w:type="dxa"/>
-          </w:tblCellMar>
-        </w:tblPrEx>
         <w:tc>
           <w:tcPr>
             <w:tcW w:w="1960" w:type="dxa"/>
@@ -11079,21 +10620,7 @@
                 <w:sz w:val="28"/>
                 <w:szCs w:val="28"/>
               </w:rPr>
-              <w:t xml:space="preserve">Открыть форму </w:t>
-            </w:r>
-            <w:r>
-              <w:rPr>
-                <w:sz w:val="28"/>
-                <w:szCs w:val="28"/>
-              </w:rPr>
-              <w:t>авторизации</w:t>
-            </w:r>
-            <w:r>
-              <w:rPr>
-                <w:sz w:val="28"/>
-                <w:szCs w:val="28"/>
-              </w:rPr>
-              <w:t>; заполнить поля «</w:t>
+              <w:t>Открыть форму авторизации; заполнить поля «</w:t>
             </w:r>
             <w:r>
               <w:rPr>
@@ -11108,32 +10635,12 @@
                 <w:sz w:val="28"/>
                 <w:szCs w:val="28"/>
               </w:rPr>
-              <w:t>», «Пароль»; нажать кнопку «</w:t>
-            </w:r>
-            <w:r>
-              <w:rPr>
-                <w:sz w:val="28"/>
-                <w:szCs w:val="28"/>
-              </w:rPr>
-              <w:t>Авторизоваться</w:t>
-            </w:r>
-            <w:r>
-              <w:rPr>
-                <w:sz w:val="28"/>
-                <w:szCs w:val="28"/>
-              </w:rPr>
-              <w:t>»</w:t>
+              <w:t>», «Пароль»; нажать кнопку «Авторизоваться»</w:t>
             </w:r>
           </w:p>
         </w:tc>
       </w:tr>
       <w:tr>
-        <w:tblPrEx>
-          <w:tblCellMar>
-            <w:top w:w="0" w:type="dxa"/>
-            <w:bottom w:w="0" w:type="dxa"/>
-          </w:tblCellMar>
-        </w:tblPrEx>
         <w:tc>
           <w:tcPr>
             <w:tcW w:w="1960" w:type="dxa"/>
@@ -11287,12 +10794,6 @@
         </w:tc>
       </w:tr>
       <w:tr>
-        <w:tblPrEx>
-          <w:tblCellMar>
-            <w:top w:w="0" w:type="dxa"/>
-            <w:bottom w:w="0" w:type="dxa"/>
-          </w:tblCellMar>
-        </w:tblPrEx>
         <w:tc>
           <w:tcPr>
             <w:tcW w:w="1960" w:type="dxa"/>
@@ -11347,7 +10848,6 @@
               <w:rPr>
                 <w:sz w:val="28"/>
                 <w:szCs w:val="28"/>
-                <w:lang w:val="en-US"/>
               </w:rPr>
             </w:pPr>
             <w:r>
@@ -11397,12 +10897,6 @@
         </w:tc>
       </w:tr>
       <w:tr>
-        <w:tblPrEx>
-          <w:tblCellMar>
-            <w:top w:w="0" w:type="dxa"/>
-            <w:bottom w:w="0" w:type="dxa"/>
-          </w:tblCellMar>
-        </w:tblPrEx>
         <w:tc>
           <w:tcPr>
             <w:tcW w:w="1960" w:type="dxa"/>
@@ -11501,14 +10995,7 @@
                 <w:sz w:val="28"/>
                 <w:szCs w:val="28"/>
               </w:rPr>
-              <w:t>токена</w:t>
-            </w:r>
-            <w:r>
-              <w:rPr>
-                <w:sz w:val="28"/>
-                <w:szCs w:val="28"/>
-              </w:rPr>
-              <w:t xml:space="preserve">. Результат представлен на рисунке </w:t>
+              <w:t xml:space="preserve">токена. Результат представлен на рисунке </w:t>
             </w:r>
             <w:r>
               <w:rPr>
@@ -11590,6 +11077,7 @@
       <w:r>
         <w:rPr>
           <w:rFonts w:ascii="Times New Roman" w:hAnsi="Times New Roman" w:cs="Times New Roman"/>
+          <w:noProof/>
           <w:sz w:val="28"/>
           <w:szCs w:val="28"/>
         </w:rPr>
@@ -11645,7 +11133,6 @@
           <w:rFonts w:ascii="Times New Roman" w:hAnsi="Times New Roman" w:cs="Times New Roman"/>
           <w:sz w:val="28"/>
           <w:szCs w:val="28"/>
-          <w:lang w:val="en-US"/>
         </w:rPr>
       </w:pPr>
       <w:r>
@@ -11671,7 +11158,6 @@
           <w:rFonts w:ascii="Times New Roman" w:hAnsi="Times New Roman" w:cs="Times New Roman"/>
           <w:sz w:val="28"/>
           <w:szCs w:val="28"/>
-          <w:lang w:val="en-US"/>
         </w:rPr>
       </w:pPr>
     </w:p>
@@ -11715,12 +11201,6 @@
         <w:gridCol w:w="7679"/>
       </w:tblGrid>
       <w:tr>
-        <w:tblPrEx>
-          <w:tblCellMar>
-            <w:top w:w="0" w:type="dxa"/>
-            <w:bottom w:w="0" w:type="dxa"/>
-          </w:tblCellMar>
-        </w:tblPrEx>
         <w:trPr>
           <w:tblHeader/>
         </w:trPr>
@@ -11820,12 +11300,6 @@
         </w:tc>
       </w:tr>
       <w:tr>
-        <w:tblPrEx>
-          <w:tblCellMar>
-            <w:top w:w="0" w:type="dxa"/>
-            <w:bottom w:w="0" w:type="dxa"/>
-          </w:tblCellMar>
-        </w:tblPrEx>
         <w:tc>
           <w:tcPr>
             <w:tcW w:w="1960" w:type="dxa"/>
@@ -11893,12 +11367,6 @@
         </w:tc>
       </w:tr>
       <w:tr>
-        <w:tblPrEx>
-          <w:tblCellMar>
-            <w:top w:w="0" w:type="dxa"/>
-            <w:bottom w:w="0" w:type="dxa"/>
-          </w:tblCellMar>
-        </w:tblPrEx>
         <w:tc>
           <w:tcPr>
             <w:tcW w:w="1960" w:type="dxa"/>
@@ -11960,32 +11428,12 @@
                 <w:sz w:val="28"/>
                 <w:szCs w:val="28"/>
               </w:rPr>
-              <w:t xml:space="preserve">Тестирование аутентификации при </w:t>
-            </w:r>
-            <w:r>
-              <w:rPr>
-                <w:sz w:val="28"/>
-                <w:szCs w:val="28"/>
-              </w:rPr>
-              <w:t>не</w:t>
-            </w:r>
-            <w:r>
-              <w:rPr>
-                <w:sz w:val="28"/>
-                <w:szCs w:val="28"/>
-              </w:rPr>
-              <w:t>корректных данных</w:t>
+              <w:t>Тестирование аутентификации при некорректных данных</w:t>
             </w:r>
           </w:p>
         </w:tc>
       </w:tr>
       <w:tr>
-        <w:tblPrEx>
-          <w:tblCellMar>
-            <w:top w:w="0" w:type="dxa"/>
-            <w:bottom w:w="0" w:type="dxa"/>
-          </w:tblCellMar>
-        </w:tblPrEx>
         <w:tc>
           <w:tcPr>
             <w:tcW w:w="1960" w:type="dxa"/>
@@ -12055,14 +11503,7 @@
                 <w:sz w:val="28"/>
                 <w:szCs w:val="28"/>
               </w:rPr>
-              <w:t xml:space="preserve">при </w:t>
-            </w:r>
-            <w:r>
-              <w:rPr>
-                <w:sz w:val="28"/>
-                <w:szCs w:val="28"/>
-              </w:rPr>
-              <w:t>попытки</w:t>
+              <w:t>при попытки</w:t>
             </w:r>
             <w:proofErr w:type="gramEnd"/>
             <w:r>
@@ -12070,32 +11511,12 @@
                 <w:sz w:val="28"/>
                 <w:szCs w:val="28"/>
               </w:rPr>
-              <w:t xml:space="preserve"> </w:t>
-            </w:r>
-            <w:r>
-              <w:rPr>
-                <w:sz w:val="28"/>
-                <w:szCs w:val="28"/>
-              </w:rPr>
-              <w:t>аутентификации пользователя</w:t>
-            </w:r>
-            <w:r>
-              <w:rPr>
-                <w:sz w:val="28"/>
-                <w:szCs w:val="28"/>
-              </w:rPr>
-              <w:t xml:space="preserve"> с некорректными данными</w:t>
+              <w:t xml:space="preserve"> аутентификации пользователя с некорректными данными</w:t>
             </w:r>
           </w:p>
         </w:tc>
       </w:tr>
       <w:tr>
-        <w:tblPrEx>
-          <w:tblCellMar>
-            <w:top w:w="0" w:type="dxa"/>
-            <w:bottom w:w="0" w:type="dxa"/>
-          </w:tblCellMar>
-        </w:tblPrEx>
         <w:tc>
           <w:tcPr>
             <w:tcW w:w="1960" w:type="dxa"/>
@@ -12178,12 +11599,6 @@
         </w:tc>
       </w:tr>
       <w:tr>
-        <w:tblPrEx>
-          <w:tblCellMar>
-            <w:top w:w="0" w:type="dxa"/>
-            <w:bottom w:w="0" w:type="dxa"/>
-          </w:tblCellMar>
-        </w:tblPrEx>
         <w:tc>
           <w:tcPr>
             <w:tcW w:w="1960" w:type="dxa"/>
@@ -12303,12 +11718,6 @@
         </w:tc>
       </w:tr>
       <w:tr>
-        <w:tblPrEx>
-          <w:tblCellMar>
-            <w:top w:w="0" w:type="dxa"/>
-            <w:bottom w:w="0" w:type="dxa"/>
-          </w:tblCellMar>
-        </w:tblPrEx>
         <w:tc>
           <w:tcPr>
             <w:tcW w:w="1960" w:type="dxa"/>
@@ -12386,25 +11795,12 @@
                 <w:sz w:val="28"/>
                 <w:szCs w:val="28"/>
               </w:rPr>
-              <w:t>неудачная</w:t>
-            </w:r>
-            <w:r>
-              <w:rPr>
-                <w:sz w:val="28"/>
-                <w:szCs w:val="28"/>
-              </w:rPr>
-              <w:t xml:space="preserve"> аутентификация</w:t>
+              <w:t>неудачная аутентификация</w:t>
             </w:r>
           </w:p>
         </w:tc>
       </w:tr>
       <w:tr>
-        <w:tblPrEx>
-          <w:tblCellMar>
-            <w:top w:w="0" w:type="dxa"/>
-            <w:bottom w:w="0" w:type="dxa"/>
-          </w:tblCellMar>
-        </w:tblPrEx>
         <w:tc>
           <w:tcPr>
             <w:tcW w:w="1960" w:type="dxa"/>
@@ -12481,14 +11877,7 @@
                 <w:sz w:val="28"/>
                 <w:szCs w:val="28"/>
               </w:rPr>
-              <w:t>неудачная аутентификация</w:t>
-            </w:r>
-            <w:r>
-              <w:rPr>
-                <w:sz w:val="28"/>
-                <w:szCs w:val="28"/>
-              </w:rPr>
-              <w:t xml:space="preserve">. Результат представлен на рисунке </w:t>
+              <w:t xml:space="preserve">неудачная аутентификация. Результат представлен на рисунке </w:t>
             </w:r>
             <w:r>
               <w:rPr>
@@ -12510,7 +11899,7 @@
               <w:rPr>
                 <w:sz w:val="28"/>
                 <w:szCs w:val="28"/>
-                <w:lang w:val="en-US" w:eastAsia="ar-SA"/>
+                <w:lang w:eastAsia="ar-SA"/>
               </w:rPr>
               <w:t>4</w:t>
             </w:r>
@@ -12554,6 +11943,7 @@
       <w:r>
         <w:rPr>
           <w:rFonts w:ascii="Times New Roman" w:hAnsi="Times New Roman" w:cs="Times New Roman"/>
+          <w:noProof/>
           <w:sz w:val="28"/>
           <w:szCs w:val="28"/>
         </w:rPr>
@@ -12609,7 +11999,6 @@
           <w:rFonts w:ascii="Times New Roman" w:hAnsi="Times New Roman" w:cs="Times New Roman"/>
           <w:sz w:val="28"/>
           <w:szCs w:val="28"/>
-          <w:lang w:val="en-US"/>
         </w:rPr>
       </w:pPr>
       <w:r>
@@ -12625,7 +12014,6 @@
           <w:rFonts w:ascii="Times New Roman" w:hAnsi="Times New Roman" w:cs="Times New Roman"/>
           <w:sz w:val="28"/>
           <w:szCs w:val="28"/>
-          <w:lang w:val="en-US"/>
         </w:rPr>
         <w:t xml:space="preserve">.3.4.1 – </w:t>
       </w:r>
@@ -12686,7 +12074,6 @@
           <w:rFonts w:ascii="Times New Roman" w:hAnsi="Times New Roman" w:cs="Times New Roman"/>
           <w:sz w:val="28"/>
           <w:szCs w:val="28"/>
-          <w:lang w:val="en-US"/>
         </w:rPr>
       </w:pPr>
       <w:r>
@@ -12704,7 +12091,6 @@
           <w:rFonts w:ascii="Times New Roman" w:hAnsi="Times New Roman" w:cs="Times New Roman"/>
           <w:sz w:val="28"/>
           <w:szCs w:val="28"/>
-          <w:lang w:val="en-US"/>
         </w:rPr>
       </w:pPr>
       <w:r>
@@ -12987,15 +12373,7 @@
           <w:sz w:val="28"/>
           <w:szCs w:val="28"/>
         </w:rPr>
-        <w:t>Реализованы строгие</w:t>
-      </w:r>
-      <w:r>
-        <w:rPr>
-          <w:rFonts w:ascii="Times New Roman" w:hAnsi="Times New Roman" w:cs="Times New Roman"/>
-          <w:sz w:val="28"/>
-          <w:szCs w:val="28"/>
-        </w:rPr>
-        <w:t xml:space="preserve"> серверные правила проверки размера и расширения загружаемых аудиоматериалов</w:t>
+        <w:t>Реализованы строгие серверные правила проверки размера и расширения загружаемых аудиоматериалов</w:t>
       </w:r>
       <w:r>
         <w:rPr>
@@ -13503,21 +12881,12 @@
                                 </w:rPr>
                                 <w:t xml:space="preserve">Инв. № </w:t>
                               </w:r>
-                              <w:proofErr w:type="spellStart"/>
                               <w:r>
                                 <w:rPr>
                                   <w:rFonts w:ascii="GOST type B" w:hAnsi="GOST type B"/>
                                   <w:i/>
                                 </w:rPr>
-                                <w:t>дубл</w:t>
-                              </w:r>
-                              <w:proofErr w:type="spellEnd"/>
-                              <w:r>
-                                <w:rPr>
-                                  <w:rFonts w:ascii="GOST type B" w:hAnsi="GOST type B"/>
-                                  <w:i/>
-                                </w:rPr>
-                                <w:t>.</w:t>
+                                <w:t>дубл.</w:t>
                               </w:r>
                             </w:p>
                           </w:txbxContent>
@@ -13686,21 +13055,12 @@
                           </w:rPr>
                           <w:t xml:space="preserve">Инв. № </w:t>
                         </w:r>
-                        <w:proofErr w:type="spellStart"/>
                         <w:r>
                           <w:rPr>
                             <w:rFonts w:ascii="GOST type B" w:hAnsi="GOST type B"/>
                             <w:i/>
                           </w:rPr>
-                          <w:t>дубл</w:t>
-                        </w:r>
-                        <w:proofErr w:type="spellEnd"/>
-                        <w:r>
-                          <w:rPr>
-                            <w:rFonts w:ascii="GOST type B" w:hAnsi="GOST type B"/>
-                            <w:i/>
-                          </w:rPr>
-                          <w:t>.</w:t>
+                          <w:t>дубл.</w:t>
                         </w:r>
                       </w:p>
                     </w:txbxContent>
@@ -14234,15 +13594,7 @@
           <w:sz w:val="28"/>
           <w:szCs w:val="28"/>
         </w:rPr>
-        <w:t>2</w:t>
-      </w:r>
-      <w:r>
-        <w:rPr>
-          <w:rFonts w:ascii="Times New Roman" w:hAnsi="Times New Roman" w:cs="Times New Roman"/>
-          <w:sz w:val="28"/>
-          <w:szCs w:val="28"/>
-        </w:rPr>
-        <w:t>1</w:t>
+        <w:t>21</w:t>
       </w:r>
       <w:r>
         <w:rPr>
@@ -20314,6 +19666,7 @@
   <w:style w:type="character" w:default="1" w:styleId="a0">
     <w:name w:val="Default Paragraph Font"/>
     <w:uiPriority w:val="1"/>
+    <w:semiHidden/>
     <w:unhideWhenUsed/>
   </w:style>
   <w:style w:type="table" w:default="1" w:styleId="a1">
@@ -20672,6 +20025,20 @@
     <w:basedOn w:val="a0"/>
     <w:rsid w:val="00FC2E64"/>
   </w:style>
+  <w:style w:type="paragraph" w:customStyle="1" w:styleId="Standard">
+    <w:name w:val="Standard"/>
+    <w:rsid w:val="002240B5"/>
+    <w:pPr>
+      <w:widowControl w:val="0"/>
+      <w:suppressAutoHyphens/>
+      <w:autoSpaceDN w:val="0"/>
+      <w:spacing w:after="0" w:line="240" w:lineRule="auto"/>
+      <w:textAlignment w:val="baseline"/>
+    </w:pPr>
+    <w:rPr>
+      <w:rFonts w:ascii="Times New Roman" w:eastAsia="Times New Roman" w:hAnsi="Times New Roman" w:cs="Times New Roman"/>
+    </w:rPr>
+  </w:style>
 </w:styles>
 </file>
 

--- a/docs/Итоговый файл.docx
+++ b/docs/Итоговый файл.docx
@@ -477,7 +477,23 @@
           <w:sz w:val="28"/>
           <w:szCs w:val="28"/>
         </w:rPr>
-        <w:t xml:space="preserve"> «Обеспечение информационной безопасности автоматизированных систем»</w:t>
+        <w:t xml:space="preserve"> «</w:t>
+      </w:r>
+      <w:r>
+        <w:rPr>
+          <w:color w:val="000000"/>
+          <w:sz w:val="28"/>
+          <w:szCs w:val="28"/>
+        </w:rPr>
+        <w:t>Информационные системы и программирование</w:t>
+      </w:r>
+      <w:r>
+        <w:rPr>
+          <w:color w:val="000000"/>
+          <w:sz w:val="28"/>
+          <w:szCs w:val="28"/>
+        </w:rPr>
+        <w:t>»</w:t>
       </w:r>
     </w:p>
     <w:p>
@@ -1979,12 +1995,6 @@
           <w:szCs w:val="28"/>
         </w:rPr>
         <w:sectPr>
-          <w:headerReference w:type="even" r:id="rId7"/>
-          <w:headerReference w:type="default" r:id="rId8"/>
-          <w:footerReference w:type="even" r:id="rId9"/>
-          <w:footerReference w:type="default" r:id="rId10"/>
-          <w:headerReference w:type="first" r:id="rId11"/>
-          <w:footerReference w:type="first" r:id="rId12"/>
           <w:pgSz w:w="11906" w:h="16838"/>
           <w:pgMar w:top="1134" w:right="1134" w:bottom="1134" w:left="1134" w:header="720" w:footer="720" w:gutter="0"/>
           <w:cols w:space="720"/>
@@ -7117,7 +7127,7 @@
                     <pic:cNvPicPr/>
                   </pic:nvPicPr>
                   <pic:blipFill>
-                    <a:blip r:embed="rId13"/>
+                    <a:blip r:embed="rId7"/>
                     <a:stretch>
                       <a:fillRect/>
                     </a:stretch>
@@ -7222,7 +7232,7 @@
                     <pic:cNvPicPr/>
                   </pic:nvPicPr>
                   <pic:blipFill>
-                    <a:blip r:embed="rId14"/>
+                    <a:blip r:embed="rId8"/>
                     <a:stretch>
                       <a:fillRect/>
                     </a:stretch>
@@ -7610,7 +7620,7 @@
                     <pic:cNvPicPr/>
                   </pic:nvPicPr>
                   <pic:blipFill>
-                    <a:blip r:embed="rId15"/>
+                    <a:blip r:embed="rId9"/>
                     <a:stretch>
                       <a:fillRect/>
                     </a:stretch>
@@ -9110,7 +9120,7 @@
                     <pic:cNvPicPr/>
                   </pic:nvPicPr>
                   <pic:blipFill>
-                    <a:blip r:embed="rId16"/>
+                    <a:blip r:embed="rId10"/>
                     <a:stretch>
                       <a:fillRect/>
                     </a:stretch>
@@ -9672,7 +9682,7 @@
               </w:rPr>
               <w:t xml:space="preserve">: </w:t>
             </w:r>
-            <w:hyperlink r:id="rId17" w:history="1">
+            <w:hyperlink r:id="rId11" w:history="1">
               <w:r>
                 <w:rPr>
                   <w:rStyle w:val="a9"/>
@@ -10027,7 +10037,7 @@
                     <pic:cNvPicPr/>
                   </pic:nvPicPr>
                   <pic:blipFill>
-                    <a:blip r:embed="rId18"/>
+                    <a:blip r:embed="rId12"/>
                     <a:stretch>
                       <a:fillRect/>
                     </a:stretch>
@@ -10576,7 +10586,7 @@
               </w:rPr>
               <w:t xml:space="preserve">: </w:t>
             </w:r>
-            <w:hyperlink r:id="rId19" w:history="1">
+            <w:hyperlink r:id="rId13" w:history="1">
               <w:r>
                 <w:rPr>
                   <w:rStyle w:val="a9"/>
@@ -10959,7 +10969,7 @@
                     <pic:cNvPicPr/>
                   </pic:nvPicPr>
                   <pic:blipFill>
-                    <a:blip r:embed="rId20"/>
+                    <a:blip r:embed="rId14"/>
                     <a:stretch>
                       <a:fillRect/>
                     </a:stretch>
@@ -11526,7 +11536,7 @@
               </w:rPr>
               <w:t xml:space="preserve">: </w:t>
             </w:r>
-            <w:hyperlink r:id="rId21" w:history="1">
+            <w:hyperlink r:id="rId15" w:history="1">
               <w:proofErr w:type="spellStart"/>
               <w:r>
                 <w:rPr>
@@ -11818,7 +11828,7 @@
                     <pic:cNvPicPr/>
                   </pic:nvPicPr>
                   <pic:blipFill>
-                    <a:blip r:embed="rId22"/>
+                    <a:blip r:embed="rId16"/>
                     <a:stretch>
                       <a:fillRect/>
                     </a:stretch>
@@ -13298,7 +13308,7 @@
           <w:sz w:val="28"/>
           <w:szCs w:val="28"/>
         </w:rPr>
-        <w:t xml:space="preserve"> Приложение </w:t>
+        <w:t xml:space="preserve"> Приложение Б</w:t>
       </w:r>
       <w:r>
         <w:rPr>
@@ -13307,7 +13317,7 @@
           <w:sz w:val="28"/>
           <w:szCs w:val="28"/>
         </w:rPr>
-        <w:t>Б</w:t>
+        <w:t>.</w:t>
       </w:r>
       <w:r>
         <w:rPr>
@@ -13316,34 +13326,7 @@
           <w:sz w:val="28"/>
           <w:szCs w:val="28"/>
         </w:rPr>
-        <w:t>.</w:t>
-      </w:r>
-      <w:r>
-        <w:rPr>
-          <w:rFonts w:ascii="Times New Roman" w:hAnsi="Times New Roman" w:cs="Times New Roman"/>
-          <w:color w:val="000000" w:themeColor="text1"/>
-          <w:sz w:val="28"/>
-          <w:szCs w:val="28"/>
-        </w:rPr>
-        <w:t xml:space="preserve"> </w:t>
-      </w:r>
-      <w:r>
-        <w:rPr>
-          <w:rFonts w:ascii="Times New Roman" w:hAnsi="Times New Roman" w:cs="Times New Roman"/>
-          <w:color w:val="000000" w:themeColor="text1"/>
-          <w:sz w:val="28"/>
-          <w:szCs w:val="28"/>
-        </w:rPr>
-        <w:t>Исходный код программы</w:t>
-      </w:r>
-      <w:r>
-        <w:rPr>
-          <w:rFonts w:ascii="Times New Roman" w:hAnsi="Times New Roman" w:cs="Times New Roman"/>
-          <w:color w:val="000000" w:themeColor="text1"/>
-          <w:sz w:val="28"/>
-          <w:szCs w:val="28"/>
-        </w:rPr>
-        <w:t>.</w:t>
+        <w:t xml:space="preserve"> Исходный код программы.</w:t>
       </w:r>
       <w:bookmarkEnd w:id="29"/>
     </w:p>
@@ -13490,25 +13473,7 @@
           <w:sz w:val="28"/>
           <w:szCs w:val="28"/>
         </w:rPr>
-        <w:t xml:space="preserve"> </w:t>
-      </w:r>
-      <w:r>
-        <w:rPr>
-          <w:rFonts w:ascii="Times New Roman" w:hAnsi="Times New Roman" w:cs="Times New Roman"/>
-          <w:color w:val="000000" w:themeColor="text1"/>
-          <w:sz w:val="28"/>
-          <w:szCs w:val="28"/>
-        </w:rPr>
-        <w:t>Код сервера</w:t>
-      </w:r>
-      <w:r>
-        <w:rPr>
-          <w:rFonts w:ascii="Times New Roman" w:hAnsi="Times New Roman" w:cs="Times New Roman"/>
-          <w:color w:val="000000" w:themeColor="text1"/>
-          <w:sz w:val="28"/>
-          <w:szCs w:val="28"/>
-        </w:rPr>
-        <w:t>.</w:t>
+        <w:t xml:space="preserve"> Код сервера.</w:t>
       </w:r>
       <w:bookmarkEnd w:id="30"/>
     </w:p>
@@ -14680,8 +14645,19 @@
           <w:shd w:val="clear" w:color="auto" w:fill="FFFFFF"/>
           <w:lang w:val="en-US"/>
         </w:rPr>
-        <w:t>import os</w:t>
-      </w:r>
+        <w:t xml:space="preserve">import </w:t>
+      </w:r>
+      <w:proofErr w:type="spellStart"/>
+      <w:r>
+        <w:rPr>
+          <w:sz w:val="28"/>
+          <w:szCs w:val="28"/>
+          <w:shd w:val="clear" w:color="auto" w:fill="FFFFFF"/>
+          <w:lang w:val="en-US"/>
+        </w:rPr>
+        <w:t>os</w:t>
+      </w:r>
+      <w:proofErr w:type="spellEnd"/>
     </w:p>
     <w:p>
       <w:pPr>
@@ -15245,14 +15221,25 @@
         </w:rPr>
         <w:t xml:space="preserve">    </w:t>
       </w:r>
-      <w:r>
-        <w:rPr>
-          <w:sz w:val="28"/>
-          <w:szCs w:val="28"/>
-          <w:shd w:val="clear" w:color="auto" w:fill="FFFFFF"/>
-          <w:lang w:val="en-US"/>
-        </w:rPr>
-        <w:t xml:space="preserve">pool_pre_ping=True </w:t>
+      <w:proofErr w:type="spellStart"/>
+      <w:r>
+        <w:rPr>
+          <w:sz w:val="28"/>
+          <w:szCs w:val="28"/>
+          <w:shd w:val="clear" w:color="auto" w:fill="FFFFFF"/>
+          <w:lang w:val="en-US"/>
+        </w:rPr>
+        <w:t>pool_pre_ping</w:t>
+      </w:r>
+      <w:proofErr w:type="spellEnd"/>
+      <w:r>
+        <w:rPr>
+          <w:sz w:val="28"/>
+          <w:szCs w:val="28"/>
+          <w:shd w:val="clear" w:color="auto" w:fill="FFFFFF"/>
+          <w:lang w:val="en-US"/>
+        </w:rPr>
+        <w:t xml:space="preserve">=True </w:t>
       </w:r>
     </w:p>
     <w:p>
@@ -15753,14 +15740,27 @@
         </w:rPr>
         <w:t xml:space="preserve">        </w:t>
       </w:r>
-      <w:r>
-        <w:rPr>
-          <w:sz w:val="28"/>
-          <w:szCs w:val="28"/>
-          <w:shd w:val="clear" w:color="auto" w:fill="FFFFFF"/>
-          <w:lang w:val="en-US"/>
-        </w:rPr>
-        <w:t>db.close()</w:t>
+      <w:proofErr w:type="spellStart"/>
+      <w:proofErr w:type="gramStart"/>
+      <w:r>
+        <w:rPr>
+          <w:sz w:val="28"/>
+          <w:szCs w:val="28"/>
+          <w:shd w:val="clear" w:color="auto" w:fill="FFFFFF"/>
+          <w:lang w:val="en-US"/>
+        </w:rPr>
+        <w:t>db.close</w:t>
+      </w:r>
+      <w:proofErr w:type="spellEnd"/>
+      <w:proofErr w:type="gramEnd"/>
+      <w:r>
+        <w:rPr>
+          <w:sz w:val="28"/>
+          <w:szCs w:val="28"/>
+          <w:shd w:val="clear" w:color="auto" w:fill="FFFFFF"/>
+          <w:lang w:val="en-US"/>
+        </w:rPr>
+        <w:t>()</w:t>
       </w:r>
     </w:p>
     <w:p>
@@ -19875,16 +19875,15 @@
         </w:rPr>
         <w:t xml:space="preserve">    </w:t>
       </w:r>
-      <w:proofErr w:type="spellStart"/>
-      <w:r>
-        <w:rPr>
-          <w:sz w:val="28"/>
-          <w:szCs w:val="28"/>
-          <w:shd w:val="clear" w:color="auto" w:fill="FFFFFF"/>
+      <w:r>
+        <w:rPr>
+          <w:sz w:val="28"/>
+          <w:szCs w:val="28"/>
+          <w:shd w:val="clear" w:color="auto" w:fill="FFFFFF"/>
+          <w:lang w:val="en-US"/>
         </w:rPr>
         <w:t>salt</w:t>
       </w:r>
-      <w:proofErr w:type="spellEnd"/>
       <w:r>
         <w:rPr>
           <w:sz w:val="28"/>
@@ -19900,8 +19899,28 @@
           <w:sz w:val="28"/>
           <w:szCs w:val="28"/>
           <w:shd w:val="clear" w:color="auto" w:fill="FFFFFF"/>
-        </w:rPr>
-        <w:t>bcrypt.gensalt</w:t>
+          <w:lang w:val="en-US"/>
+        </w:rPr>
+        <w:t>bcrypt</w:t>
+      </w:r>
+      <w:proofErr w:type="spellEnd"/>
+      <w:r>
+        <w:rPr>
+          <w:sz w:val="28"/>
+          <w:szCs w:val="28"/>
+          <w:shd w:val="clear" w:color="auto" w:fill="FFFFFF"/>
+        </w:rPr>
+        <w:t>.</w:t>
+      </w:r>
+      <w:proofErr w:type="spellStart"/>
+      <w:r>
+        <w:rPr>
+          <w:sz w:val="28"/>
+          <w:szCs w:val="28"/>
+          <w:shd w:val="clear" w:color="auto" w:fill="FFFFFF"/>
+          <w:lang w:val="en-US"/>
+        </w:rPr>
+        <w:t>gensalt</w:t>
       </w:r>
       <w:proofErr w:type="spellEnd"/>
       <w:proofErr w:type="gramEnd"/>
@@ -19936,8 +19955,34 @@
           <w:sz w:val="28"/>
           <w:szCs w:val="28"/>
           <w:shd w:val="clear" w:color="auto" w:fill="FFFFFF"/>
-        </w:rPr>
-        <w:t xml:space="preserve">    </w:t>
+          <w:lang w:val="en-US"/>
+        </w:rPr>
+        <w:t> </w:t>
+      </w:r>
+      <w:r>
+        <w:rPr>
+          <w:sz w:val="28"/>
+          <w:szCs w:val="28"/>
+          <w:shd w:val="clear" w:color="auto" w:fill="FFFFFF"/>
+        </w:rPr>
+        <w:t xml:space="preserve"> </w:t>
+      </w:r>
+      <w:r>
+        <w:rPr>
+          <w:sz w:val="28"/>
+          <w:szCs w:val="28"/>
+          <w:shd w:val="clear" w:color="auto" w:fill="FFFFFF"/>
+          <w:lang w:val="en-US"/>
+        </w:rPr>
+        <w:t> </w:t>
+      </w:r>
+      <w:r>
+        <w:rPr>
+          <w:sz w:val="28"/>
+          <w:szCs w:val="28"/>
+          <w:shd w:val="clear" w:color="auto" w:fill="FFFFFF"/>
+        </w:rPr>
+        <w:t xml:space="preserve"> </w:t>
       </w:r>
       <w:r>
         <w:rPr>
@@ -21059,25 +21104,7 @@
           <w:sz w:val="28"/>
           <w:szCs w:val="28"/>
         </w:rPr>
-        <w:t xml:space="preserve"> </w:t>
-      </w:r>
-      <w:r>
-        <w:rPr>
-          <w:rFonts w:ascii="Times New Roman" w:hAnsi="Times New Roman" w:cs="Times New Roman"/>
-          <w:color w:val="000000" w:themeColor="text1"/>
-          <w:sz w:val="28"/>
-          <w:szCs w:val="28"/>
-        </w:rPr>
-        <w:t>Код клиентского мобильного приложения</w:t>
-      </w:r>
-      <w:r>
-        <w:rPr>
-          <w:rFonts w:ascii="Times New Roman" w:hAnsi="Times New Roman" w:cs="Times New Roman"/>
-          <w:color w:val="000000" w:themeColor="text1"/>
-          <w:sz w:val="28"/>
-          <w:szCs w:val="28"/>
-        </w:rPr>
-        <w:t>.</w:t>
+        <w:t xml:space="preserve"> Код клиентского мобильного приложения.</w:t>
       </w:r>
       <w:bookmarkEnd w:id="31"/>
     </w:p>
@@ -21110,25 +21137,7 @@
           <w:shd w:val="clear" w:color="auto" w:fill="FFFFFF"/>
           <w:lang w:val="en-US"/>
         </w:rPr>
-        <w:t>main</w:t>
-      </w:r>
-      <w:r>
-        <w:rPr>
-          <w:sz w:val="28"/>
-          <w:szCs w:val="28"/>
-          <w:shd w:val="clear" w:color="auto" w:fill="FFFFFF"/>
-          <w:lang w:val="en-US"/>
-        </w:rPr>
-        <w:t>.</w:t>
-      </w:r>
-      <w:r>
-        <w:rPr>
-          <w:sz w:val="28"/>
-          <w:szCs w:val="28"/>
-          <w:shd w:val="clear" w:color="auto" w:fill="FFFFFF"/>
-          <w:lang w:val="en-US"/>
-        </w:rPr>
-        <w:t>dart</w:t>
+        <w:t>main.dart</w:t>
       </w:r>
       <w:proofErr w:type="spellEnd"/>
       <w:proofErr w:type="gramEnd"/>
@@ -24635,19 +24644,44 @@
           <w:sz w:val="28"/>
           <w:szCs w:val="28"/>
           <w:shd w:val="clear" w:color="auto" w:fill="FFFFFF"/>
-        </w:rPr>
-        <w:t xml:space="preserve">    </w:t>
-      </w:r>
-      <w:proofErr w:type="spellStart"/>
-      <w:r>
-        <w:rPr>
-          <w:sz w:val="28"/>
-          <w:szCs w:val="28"/>
-          <w:shd w:val="clear" w:color="auto" w:fill="FFFFFF"/>
+          <w:lang w:val="en-US"/>
+        </w:rPr>
+        <w:t> </w:t>
+      </w:r>
+      <w:r>
+        <w:rPr>
+          <w:sz w:val="28"/>
+          <w:szCs w:val="28"/>
+          <w:shd w:val="clear" w:color="auto" w:fill="FFFFFF"/>
+        </w:rPr>
+        <w:t xml:space="preserve"> </w:t>
+      </w:r>
+      <w:r>
+        <w:rPr>
+          <w:sz w:val="28"/>
+          <w:szCs w:val="28"/>
+          <w:shd w:val="clear" w:color="auto" w:fill="FFFFFF"/>
+          <w:lang w:val="en-US"/>
+        </w:rPr>
+        <w:t> </w:t>
+      </w:r>
+      <w:r>
+        <w:rPr>
+          <w:sz w:val="28"/>
+          <w:szCs w:val="28"/>
+          <w:shd w:val="clear" w:color="auto" w:fill="FFFFFF"/>
+        </w:rPr>
+        <w:t xml:space="preserve"> </w:t>
+      </w:r>
+      <w:r>
+        <w:rPr>
+          <w:sz w:val="28"/>
+          <w:szCs w:val="28"/>
+          <w:shd w:val="clear" w:color="auto" w:fill="FFFFFF"/>
+          <w:lang w:val="en-US"/>
         </w:rPr>
         <w:t>return</w:t>
       </w:r>
-      <w:proofErr w:type="spellEnd"/>
       <w:r>
         <w:rPr>
           <w:sz w:val="28"/>
@@ -24656,16 +24690,15 @@
         </w:rPr>
         <w:t xml:space="preserve"> </w:t>
       </w:r>
-      <w:proofErr w:type="spellStart"/>
-      <w:r>
-        <w:rPr>
-          <w:sz w:val="28"/>
-          <w:szCs w:val="28"/>
-          <w:shd w:val="clear" w:color="auto" w:fill="FFFFFF"/>
+      <w:r>
+        <w:rPr>
+          <w:sz w:val="28"/>
+          <w:szCs w:val="28"/>
+          <w:shd w:val="clear" w:color="auto" w:fill="FFFFFF"/>
+          <w:lang w:val="en-US"/>
         </w:rPr>
         <w:t>const</w:t>
       </w:r>
-      <w:proofErr w:type="spellEnd"/>
       <w:r>
         <w:rPr>
           <w:sz w:val="28"/>
@@ -24681,6 +24714,7 @@
           <w:sz w:val="28"/>
           <w:szCs w:val="28"/>
           <w:shd w:val="clear" w:color="auto" w:fill="FFFFFF"/>
+          <w:lang w:val="en-US"/>
         </w:rPr>
         <w:t>MainScreen</w:t>
       </w:r>
@@ -24718,8 +24752,17 @@
           <w:sz w:val="28"/>
           <w:szCs w:val="28"/>
           <w:shd w:val="clear" w:color="auto" w:fill="FFFFFF"/>
-        </w:rPr>
-        <w:t>  }</w:t>
+          <w:lang w:val="en-US"/>
+        </w:rPr>
+        <w:t> </w:t>
+      </w:r>
+      <w:r>
+        <w:rPr>
+          <w:sz w:val="28"/>
+          <w:szCs w:val="28"/>
+          <w:shd w:val="clear" w:color="auto" w:fill="FFFFFF"/>
+        </w:rPr>
+        <w:t xml:space="preserve"> }</w:t>
       </w:r>
     </w:p>
     <w:p>
@@ -25101,7 +25144,7 @@
                     </pic:cNvPicPr>
                   </pic:nvPicPr>
                   <pic:blipFill>
-                    <a:blip r:embed="rId23" cstate="print">
+                    <a:blip r:embed="rId17" cstate="print">
                       <a:extLst>
                         <a:ext uri="{28A0092B-C50C-407E-A947-70E740481C1C}">
                           <a14:useLocalDpi xmlns:a14="http://schemas.microsoft.com/office/drawing/2010/main" val="0"/>
@@ -25237,7 +25280,7 @@
                     </pic:cNvPicPr>
                   </pic:nvPicPr>
                   <pic:blipFill>
-                    <a:blip r:embed="rId24" cstate="print">
+                    <a:blip r:embed="rId18" cstate="print">
                       <a:extLst>
                         <a:ext uri="{28A0092B-C50C-407E-A947-70E740481C1C}">
                           <a14:useLocalDpi xmlns:a14="http://schemas.microsoft.com/office/drawing/2010/main" val="0"/>
@@ -25352,7 +25395,7 @@
                     </pic:cNvPicPr>
                   </pic:nvPicPr>
                   <pic:blipFill>
-                    <a:blip r:embed="rId25" cstate="print">
+                    <a:blip r:embed="rId19" cstate="print">
                       <a:extLst>
                         <a:ext uri="{28A0092B-C50C-407E-A947-70E740481C1C}">
                           <a14:useLocalDpi xmlns:a14="http://schemas.microsoft.com/office/drawing/2010/main" val="0"/>
@@ -25479,7 +25522,7 @@
                     </pic:cNvPicPr>
                   </pic:nvPicPr>
                   <pic:blipFill>
-                    <a:blip r:embed="rId26" cstate="print">
+                    <a:blip r:embed="rId20" cstate="print">
                       <a:extLst>
                         <a:ext uri="{28A0092B-C50C-407E-A947-70E740481C1C}">
                           <a14:useLocalDpi xmlns:a14="http://schemas.microsoft.com/office/drawing/2010/main" val="0"/>
@@ -25610,7 +25653,7 @@
                     <pic:cNvPicPr/>
                   </pic:nvPicPr>
                   <pic:blipFill>
-                    <a:blip r:embed="rId27"/>
+                    <a:blip r:embed="rId21"/>
                     <a:stretch>
                       <a:fillRect/>
                     </a:stretch>
@@ -25730,7 +25773,7 @@
                     <pic:cNvPicPr/>
                   </pic:nvPicPr>
                   <pic:blipFill>
-                    <a:blip r:embed="rId28"/>
+                    <a:blip r:embed="rId22"/>
                     <a:stretch>
                       <a:fillRect/>
                     </a:stretch>
@@ -27492,7 +27535,7 @@
     </w:p>
     <w:p/>
     <w:sectPr>
-      <w:headerReference w:type="default" r:id="rId29"/>
+      <w:headerReference w:type="default" r:id="rId23"/>
       <w:pgSz w:w="11906" w:h="16838"/>
       <w:pgMar w:top="1134" w:right="850" w:bottom="1134" w:left="1701" w:header="708" w:footer="708" w:gutter="0"/>
       <w:cols w:space="708"/>
@@ -27521,36 +27564,6 @@
 </w:endnotes>
 </file>
 
-<file path=word/footer1.xml><?xml version="1.0" encoding="utf-8"?>
-<w:ftr xmlns:wpc="http://schemas.microsoft.com/office/word/2010/wordprocessingCanvas" xmlns:cx="http://schemas.microsoft.com/office/drawing/2014/chartex" xmlns:cx1="http://schemas.microsoft.com/office/drawing/2015/9/8/chartex" xmlns:cx2="http://schemas.microsoft.com/office/drawing/2015/10/21/chartex" xmlns:cx3="http://schemas.microsoft.com/office/drawing/2016/5/9/chartex" xmlns:cx4="http://schemas.microsoft.com/office/drawing/2016/5/10/chartex" xmlns:cx5="http://schemas.microsoft.com/office/drawing/2016/5/11/chartex" xmlns:cx6="http://schemas.microsoft.com/office/drawing/2016/5/12/chartex" xmlns:cx7="http://schemas.microsoft.com/office/drawing/2016/5/13/chartex" xmlns:cx8="http://schemas.microsoft.com/office/drawing/2016/5/14/chartex" xmlns:mc="http://schemas.openxmlformats.org/markup-compatibility/2006" xmlns:aink="http://schemas.microsoft.com/office/drawing/2016/ink" xmlns:am3d="http://schemas.microsoft.com/office/drawing/2017/model3d" xmlns:o="urn:schemas-microsoft-com:office:office" xmlns:oel="http://schemas.microsoft.com/office/2019/extlst" xmlns:r="http://schemas.openxmlformats.org/officeDocument/2006/relationships" xmlns:m="http://schemas.openxmlformats.org/officeDocument/2006/math" xmlns:v="urn:schemas-microsoft-com:vml" xmlns:wp14="http://schemas.microsoft.com/office/word/2010/wordprocessingDrawing" xmlns:wp="http://schemas.openxmlformats.org/drawingml/2006/wordprocessingDrawing" xmlns:w10="urn:schemas-microsoft-com:office:word" xmlns:w="http://schemas.openxmlformats.org/wordprocessingml/2006/main" xmlns:w14="http://schemas.microsoft.com/office/word/2010/wordml" xmlns:w15="http://schemas.microsoft.com/office/word/2012/wordml" xmlns:w16cex="http://schemas.microsoft.com/office/word/2018/wordml/cex" xmlns:w16cid="http://schemas.microsoft.com/office/word/2016/wordml/cid" xmlns:w16="http://schemas.microsoft.com/office/word/2018/wordml" xmlns:w16du="http://schemas.microsoft.com/office/word/2023/wordml/word16du" xmlns:w16sdtdh="http://schemas.microsoft.com/office/word/2020/wordml/sdtdatahash" xmlns:w16sdtfl="http://schemas.microsoft.com/office/word/2024/wordml/sdtformatlock" xmlns:w16se="http://schemas.microsoft.com/office/word/2015/wordml/symex" xmlns:wpg="http://schemas.microsoft.com/office/word/2010/wordprocessingGroup" xmlns:wpi="http://schemas.microsoft.com/office/word/2010/wordprocessingInk" xmlns:wne="http://schemas.microsoft.com/office/word/2006/wordml" xmlns:wps="http://schemas.microsoft.com/office/word/2010/wordprocessingShape" mc:Ignorable="w14 w15 w16se w16cid w16 w16cex w16sdtdh w16sdtfl w16du wp14">
-  <w:p>
-    <w:pPr>
-      <w:pStyle w:val="a6"/>
-    </w:pPr>
-  </w:p>
-</w:ftr>
-</file>
-
-<file path=word/footer2.xml><?xml version="1.0" encoding="utf-8"?>
-<w:ftr xmlns:wpc="http://schemas.microsoft.com/office/word/2010/wordprocessingCanvas" xmlns:cx="http://schemas.microsoft.com/office/drawing/2014/chartex" xmlns:cx1="http://schemas.microsoft.com/office/drawing/2015/9/8/chartex" xmlns:cx2="http://schemas.microsoft.com/office/drawing/2015/10/21/chartex" xmlns:cx3="http://schemas.microsoft.com/office/drawing/2016/5/9/chartex" xmlns:cx4="http://schemas.microsoft.com/office/drawing/2016/5/10/chartex" xmlns:cx5="http://schemas.microsoft.com/office/drawing/2016/5/11/chartex" xmlns:cx6="http://schemas.microsoft.com/office/drawing/2016/5/12/chartex" xmlns:cx7="http://schemas.microsoft.com/office/drawing/2016/5/13/chartex" xmlns:cx8="http://schemas.microsoft.com/office/drawing/2016/5/14/chartex" xmlns:mc="http://schemas.openxmlformats.org/markup-compatibility/2006" xmlns:aink="http://schemas.microsoft.com/office/drawing/2016/ink" xmlns:am3d="http://schemas.microsoft.com/office/drawing/2017/model3d" xmlns:o="urn:schemas-microsoft-com:office:office" xmlns:oel="http://schemas.microsoft.com/office/2019/extlst" xmlns:r="http://schemas.openxmlformats.org/officeDocument/2006/relationships" xmlns:m="http://schemas.openxmlformats.org/officeDocument/2006/math" xmlns:v="urn:schemas-microsoft-com:vml" xmlns:wp14="http://schemas.microsoft.com/office/word/2010/wordprocessingDrawing" xmlns:wp="http://schemas.openxmlformats.org/drawingml/2006/wordprocessingDrawing" xmlns:w10="urn:schemas-microsoft-com:office:word" xmlns:w="http://schemas.openxmlformats.org/wordprocessingml/2006/main" xmlns:w14="http://schemas.microsoft.com/office/word/2010/wordml" xmlns:w15="http://schemas.microsoft.com/office/word/2012/wordml" xmlns:w16cex="http://schemas.microsoft.com/office/word/2018/wordml/cex" xmlns:w16cid="http://schemas.microsoft.com/office/word/2016/wordml/cid" xmlns:w16="http://schemas.microsoft.com/office/word/2018/wordml" xmlns:w16du="http://schemas.microsoft.com/office/word/2023/wordml/word16du" xmlns:w16sdtdh="http://schemas.microsoft.com/office/word/2020/wordml/sdtdatahash" xmlns:w16sdtfl="http://schemas.microsoft.com/office/word/2024/wordml/sdtformatlock" xmlns:w16se="http://schemas.microsoft.com/office/word/2015/wordml/symex" xmlns:wpg="http://schemas.microsoft.com/office/word/2010/wordprocessingGroup" xmlns:wpi="http://schemas.microsoft.com/office/word/2010/wordprocessingInk" xmlns:wne="http://schemas.microsoft.com/office/word/2006/wordml" xmlns:wps="http://schemas.microsoft.com/office/word/2010/wordprocessingShape" mc:Ignorable="w14 w15 w16se w16cid w16 w16cex w16sdtdh w16sdtfl w16du wp14">
-  <w:p>
-    <w:pPr>
-      <w:pStyle w:val="a6"/>
-    </w:pPr>
-  </w:p>
-</w:ftr>
-</file>
-
-<file path=word/footer3.xml><?xml version="1.0" encoding="utf-8"?>
-<w:ftr xmlns:wpc="http://schemas.microsoft.com/office/word/2010/wordprocessingCanvas" xmlns:cx="http://schemas.microsoft.com/office/drawing/2014/chartex" xmlns:cx1="http://schemas.microsoft.com/office/drawing/2015/9/8/chartex" xmlns:cx2="http://schemas.microsoft.com/office/drawing/2015/10/21/chartex" xmlns:cx3="http://schemas.microsoft.com/office/drawing/2016/5/9/chartex" xmlns:cx4="http://schemas.microsoft.com/office/drawing/2016/5/10/chartex" xmlns:cx5="http://schemas.microsoft.com/office/drawing/2016/5/11/chartex" xmlns:cx6="http://schemas.microsoft.com/office/drawing/2016/5/12/chartex" xmlns:cx7="http://schemas.microsoft.com/office/drawing/2016/5/13/chartex" xmlns:cx8="http://schemas.microsoft.com/office/drawing/2016/5/14/chartex" xmlns:mc="http://schemas.openxmlformats.org/markup-compatibility/2006" xmlns:aink="http://schemas.microsoft.com/office/drawing/2016/ink" xmlns:am3d="http://schemas.microsoft.com/office/drawing/2017/model3d" xmlns:o="urn:schemas-microsoft-com:office:office" xmlns:oel="http://schemas.microsoft.com/office/2019/extlst" xmlns:r="http://schemas.openxmlformats.org/officeDocument/2006/relationships" xmlns:m="http://schemas.openxmlformats.org/officeDocument/2006/math" xmlns:v="urn:schemas-microsoft-com:vml" xmlns:wp14="http://schemas.microsoft.com/office/word/2010/wordprocessingDrawing" xmlns:wp="http://schemas.openxmlformats.org/drawingml/2006/wordprocessingDrawing" xmlns:w10="urn:schemas-microsoft-com:office:word" xmlns:w="http://schemas.openxmlformats.org/wordprocessingml/2006/main" xmlns:w14="http://schemas.microsoft.com/office/word/2010/wordml" xmlns:w15="http://schemas.microsoft.com/office/word/2012/wordml" xmlns:w16cex="http://schemas.microsoft.com/office/word/2018/wordml/cex" xmlns:w16cid="http://schemas.microsoft.com/office/word/2016/wordml/cid" xmlns:w16="http://schemas.microsoft.com/office/word/2018/wordml" xmlns:w16du="http://schemas.microsoft.com/office/word/2023/wordml/word16du" xmlns:w16sdtdh="http://schemas.microsoft.com/office/word/2020/wordml/sdtdatahash" xmlns:w16sdtfl="http://schemas.microsoft.com/office/word/2024/wordml/sdtformatlock" xmlns:w16se="http://schemas.microsoft.com/office/word/2015/wordml/symex" xmlns:wpg="http://schemas.microsoft.com/office/word/2010/wordprocessingGroup" xmlns:wpi="http://schemas.microsoft.com/office/word/2010/wordprocessingInk" xmlns:wne="http://schemas.microsoft.com/office/word/2006/wordml" xmlns:wps="http://schemas.microsoft.com/office/word/2010/wordprocessingShape" mc:Ignorable="w14 w15 w16se w16cid w16 w16cex w16sdtdh w16sdtfl w16du wp14">
-  <w:p>
-    <w:pPr>
-      <w:pStyle w:val="a6"/>
-    </w:pPr>
-  </w:p>
-</w:ftr>
-</file>
-
 <file path=word/footnotes.xml><?xml version="1.0" encoding="utf-8"?>
 <w:footnotes xmlns:wpc="http://schemas.microsoft.com/office/word/2010/wordprocessingCanvas" xmlns:cx="http://schemas.microsoft.com/office/drawing/2014/chartex" xmlns:cx1="http://schemas.microsoft.com/office/drawing/2015/9/8/chartex" xmlns:cx2="http://schemas.microsoft.com/office/drawing/2015/10/21/chartex" xmlns:cx3="http://schemas.microsoft.com/office/drawing/2016/5/9/chartex" xmlns:cx4="http://schemas.microsoft.com/office/drawing/2016/5/10/chartex" xmlns:cx5="http://schemas.microsoft.com/office/drawing/2016/5/11/chartex" xmlns:cx6="http://schemas.microsoft.com/office/drawing/2016/5/12/chartex" xmlns:cx7="http://schemas.microsoft.com/office/drawing/2016/5/13/chartex" xmlns:cx8="http://schemas.microsoft.com/office/drawing/2016/5/14/chartex" xmlns:mc="http://schemas.openxmlformats.org/markup-compatibility/2006" xmlns:aink="http://schemas.microsoft.com/office/drawing/2016/ink" xmlns:am3d="http://schemas.microsoft.com/office/drawing/2017/model3d" xmlns:o="urn:schemas-microsoft-com:office:office" xmlns:oel="http://schemas.microsoft.com/office/2019/extlst" xmlns:r="http://schemas.openxmlformats.org/officeDocument/2006/relationships" xmlns:m="http://schemas.openxmlformats.org/officeDocument/2006/math" xmlns:v="urn:schemas-microsoft-com:vml" xmlns:wp14="http://schemas.microsoft.com/office/word/2010/wordprocessingDrawing" xmlns:wp="http://schemas.openxmlformats.org/drawingml/2006/wordprocessingDrawing" xmlns:w10="urn:schemas-microsoft-com:office:word" xmlns:w="http://schemas.openxmlformats.org/wordprocessingml/2006/main" xmlns:w14="http://schemas.microsoft.com/office/word/2010/wordml" xmlns:w15="http://schemas.microsoft.com/office/word/2012/wordml" xmlns:w16cex="http://schemas.microsoft.com/office/word/2018/wordml/cex" xmlns:w16cid="http://schemas.microsoft.com/office/word/2016/wordml/cid" xmlns:w16="http://schemas.microsoft.com/office/word/2018/wordml" xmlns:w16du="http://schemas.microsoft.com/office/word/2023/wordml/word16du" xmlns:w16sdtdh="http://schemas.microsoft.com/office/word/2020/wordml/sdtdatahash" xmlns:w16sdtfl="http://schemas.microsoft.com/office/word/2024/wordml/sdtformatlock" xmlns:w16se="http://schemas.microsoft.com/office/word/2015/wordml/symex" xmlns:wpg="http://schemas.microsoft.com/office/word/2010/wordprocessingGroup" xmlns:wpi="http://schemas.microsoft.com/office/word/2010/wordprocessingInk" xmlns:wne="http://schemas.microsoft.com/office/word/2006/wordml" xmlns:wps="http://schemas.microsoft.com/office/word/2010/wordprocessingShape" mc:Ignorable="w14 w15 w16se w16cid w16 w16cex w16sdtdh w16sdtfl w16du wp14">
   <w:footnote w:type="separator" w:id="-1">
@@ -27571,36 +27584,6 @@
 </file>
 
 <file path=word/header1.xml><?xml version="1.0" encoding="utf-8"?>
-<w:hdr xmlns:wpc="http://schemas.microsoft.com/office/word/2010/wordprocessingCanvas" xmlns:cx="http://schemas.microsoft.com/office/drawing/2014/chartex" xmlns:cx1="http://schemas.microsoft.com/office/drawing/2015/9/8/chartex" xmlns:cx2="http://schemas.microsoft.com/office/drawing/2015/10/21/chartex" xmlns:cx3="http://schemas.microsoft.com/office/drawing/2016/5/9/chartex" xmlns:cx4="http://schemas.microsoft.com/office/drawing/2016/5/10/chartex" xmlns:cx5="http://schemas.microsoft.com/office/drawing/2016/5/11/chartex" xmlns:cx6="http://schemas.microsoft.com/office/drawing/2016/5/12/chartex" xmlns:cx7="http://schemas.microsoft.com/office/drawing/2016/5/13/chartex" xmlns:cx8="http://schemas.microsoft.com/office/drawing/2016/5/14/chartex" xmlns:mc="http://schemas.openxmlformats.org/markup-compatibility/2006" xmlns:aink="http://schemas.microsoft.com/office/drawing/2016/ink" xmlns:am3d="http://schemas.microsoft.com/office/drawing/2017/model3d" xmlns:o="urn:schemas-microsoft-com:office:office" xmlns:oel="http://schemas.microsoft.com/office/2019/extlst" xmlns:r="http://schemas.openxmlformats.org/officeDocument/2006/relationships" xmlns:m="http://schemas.openxmlformats.org/officeDocument/2006/math" xmlns:v="urn:schemas-microsoft-com:vml" xmlns:wp14="http://schemas.microsoft.com/office/word/2010/wordprocessingDrawing" xmlns:wp="http://schemas.openxmlformats.org/drawingml/2006/wordprocessingDrawing" xmlns:w10="urn:schemas-microsoft-com:office:word" xmlns:w="http://schemas.openxmlformats.org/wordprocessingml/2006/main" xmlns:w14="http://schemas.microsoft.com/office/word/2010/wordml" xmlns:w15="http://schemas.microsoft.com/office/word/2012/wordml" xmlns:w16cex="http://schemas.microsoft.com/office/word/2018/wordml/cex" xmlns:w16cid="http://schemas.microsoft.com/office/word/2016/wordml/cid" xmlns:w16="http://schemas.microsoft.com/office/word/2018/wordml" xmlns:w16du="http://schemas.microsoft.com/office/word/2023/wordml/word16du" xmlns:w16sdtdh="http://schemas.microsoft.com/office/word/2020/wordml/sdtdatahash" xmlns:w16sdtfl="http://schemas.microsoft.com/office/word/2024/wordml/sdtformatlock" xmlns:w16se="http://schemas.microsoft.com/office/word/2015/wordml/symex" xmlns:wpg="http://schemas.microsoft.com/office/word/2010/wordprocessingGroup" xmlns:wpi="http://schemas.microsoft.com/office/word/2010/wordprocessingInk" xmlns:wne="http://schemas.microsoft.com/office/word/2006/wordml" xmlns:wps="http://schemas.microsoft.com/office/word/2010/wordprocessingShape" mc:Ignorable="w14 w15 w16se w16cid w16 w16cex w16sdtdh w16sdtfl w16du wp14">
-  <w:p>
-    <w:pPr>
-      <w:pStyle w:val="a4"/>
-    </w:pPr>
-  </w:p>
-</w:hdr>
-</file>
-
-<file path=word/header2.xml><?xml version="1.0" encoding="utf-8"?>
-<w:hdr xmlns:wpc="http://schemas.microsoft.com/office/word/2010/wordprocessingCanvas" xmlns:cx="http://schemas.microsoft.com/office/drawing/2014/chartex" xmlns:cx1="http://schemas.microsoft.com/office/drawing/2015/9/8/chartex" xmlns:cx2="http://schemas.microsoft.com/office/drawing/2015/10/21/chartex" xmlns:cx3="http://schemas.microsoft.com/office/drawing/2016/5/9/chartex" xmlns:cx4="http://schemas.microsoft.com/office/drawing/2016/5/10/chartex" xmlns:cx5="http://schemas.microsoft.com/office/drawing/2016/5/11/chartex" xmlns:cx6="http://schemas.microsoft.com/office/drawing/2016/5/12/chartex" xmlns:cx7="http://schemas.microsoft.com/office/drawing/2016/5/13/chartex" xmlns:cx8="http://schemas.microsoft.com/office/drawing/2016/5/14/chartex" xmlns:mc="http://schemas.openxmlformats.org/markup-compatibility/2006" xmlns:aink="http://schemas.microsoft.com/office/drawing/2016/ink" xmlns:am3d="http://schemas.microsoft.com/office/drawing/2017/model3d" xmlns:o="urn:schemas-microsoft-com:office:office" xmlns:oel="http://schemas.microsoft.com/office/2019/extlst" xmlns:r="http://schemas.openxmlformats.org/officeDocument/2006/relationships" xmlns:m="http://schemas.openxmlformats.org/officeDocument/2006/math" xmlns:v="urn:schemas-microsoft-com:vml" xmlns:wp14="http://schemas.microsoft.com/office/word/2010/wordprocessingDrawing" xmlns:wp="http://schemas.openxmlformats.org/drawingml/2006/wordprocessingDrawing" xmlns:w10="urn:schemas-microsoft-com:office:word" xmlns:w="http://schemas.openxmlformats.org/wordprocessingml/2006/main" xmlns:w14="http://schemas.microsoft.com/office/word/2010/wordml" xmlns:w15="http://schemas.microsoft.com/office/word/2012/wordml" xmlns:w16cex="http://schemas.microsoft.com/office/word/2018/wordml/cex" xmlns:w16cid="http://schemas.microsoft.com/office/word/2016/wordml/cid" xmlns:w16="http://schemas.microsoft.com/office/word/2018/wordml" xmlns:w16du="http://schemas.microsoft.com/office/word/2023/wordml/word16du" xmlns:w16sdtdh="http://schemas.microsoft.com/office/word/2020/wordml/sdtdatahash" xmlns:w16sdtfl="http://schemas.microsoft.com/office/word/2024/wordml/sdtformatlock" xmlns:w16se="http://schemas.microsoft.com/office/word/2015/wordml/symex" xmlns:wpg="http://schemas.microsoft.com/office/word/2010/wordprocessingGroup" xmlns:wpi="http://schemas.microsoft.com/office/word/2010/wordprocessingInk" xmlns:wne="http://schemas.microsoft.com/office/word/2006/wordml" xmlns:wps="http://schemas.microsoft.com/office/word/2010/wordprocessingShape" mc:Ignorable="w14 w15 w16se w16cid w16 w16cex w16sdtdh w16sdtfl w16du wp14">
-  <w:p>
-    <w:pPr>
-      <w:pStyle w:val="a4"/>
-    </w:pPr>
-  </w:p>
-</w:hdr>
-</file>
-
-<file path=word/header3.xml><?xml version="1.0" encoding="utf-8"?>
-<w:hdr xmlns:wpc="http://schemas.microsoft.com/office/word/2010/wordprocessingCanvas" xmlns:cx="http://schemas.microsoft.com/office/drawing/2014/chartex" xmlns:cx1="http://schemas.microsoft.com/office/drawing/2015/9/8/chartex" xmlns:cx2="http://schemas.microsoft.com/office/drawing/2015/10/21/chartex" xmlns:cx3="http://schemas.microsoft.com/office/drawing/2016/5/9/chartex" xmlns:cx4="http://schemas.microsoft.com/office/drawing/2016/5/10/chartex" xmlns:cx5="http://schemas.microsoft.com/office/drawing/2016/5/11/chartex" xmlns:cx6="http://schemas.microsoft.com/office/drawing/2016/5/12/chartex" xmlns:cx7="http://schemas.microsoft.com/office/drawing/2016/5/13/chartex" xmlns:cx8="http://schemas.microsoft.com/office/drawing/2016/5/14/chartex" xmlns:mc="http://schemas.openxmlformats.org/markup-compatibility/2006" xmlns:aink="http://schemas.microsoft.com/office/drawing/2016/ink" xmlns:am3d="http://schemas.microsoft.com/office/drawing/2017/model3d" xmlns:o="urn:schemas-microsoft-com:office:office" xmlns:oel="http://schemas.microsoft.com/office/2019/extlst" xmlns:r="http://schemas.openxmlformats.org/officeDocument/2006/relationships" xmlns:m="http://schemas.openxmlformats.org/officeDocument/2006/math" xmlns:v="urn:schemas-microsoft-com:vml" xmlns:wp14="http://schemas.microsoft.com/office/word/2010/wordprocessingDrawing" xmlns:wp="http://schemas.openxmlformats.org/drawingml/2006/wordprocessingDrawing" xmlns:w10="urn:schemas-microsoft-com:office:word" xmlns:w="http://schemas.openxmlformats.org/wordprocessingml/2006/main" xmlns:w14="http://schemas.microsoft.com/office/word/2010/wordml" xmlns:w15="http://schemas.microsoft.com/office/word/2012/wordml" xmlns:w16cex="http://schemas.microsoft.com/office/word/2018/wordml/cex" xmlns:w16cid="http://schemas.microsoft.com/office/word/2016/wordml/cid" xmlns:w16="http://schemas.microsoft.com/office/word/2018/wordml" xmlns:w16du="http://schemas.microsoft.com/office/word/2023/wordml/word16du" xmlns:w16sdtdh="http://schemas.microsoft.com/office/word/2020/wordml/sdtdatahash" xmlns:w16sdtfl="http://schemas.microsoft.com/office/word/2024/wordml/sdtformatlock" xmlns:w16se="http://schemas.microsoft.com/office/word/2015/wordml/symex" xmlns:wpg="http://schemas.microsoft.com/office/word/2010/wordprocessingGroup" xmlns:wpi="http://schemas.microsoft.com/office/word/2010/wordprocessingInk" xmlns:wne="http://schemas.microsoft.com/office/word/2006/wordml" xmlns:wps="http://schemas.microsoft.com/office/word/2010/wordprocessingShape" mc:Ignorable="w14 w15 w16se w16cid w16 w16cex w16sdtdh w16sdtfl w16du wp14">
-  <w:p>
-    <w:pPr>
-      <w:pStyle w:val="a4"/>
-    </w:pPr>
-  </w:p>
-</w:hdr>
-</file>
-
-<file path=word/header4.xml><?xml version="1.0" encoding="utf-8"?>
 <w:hdr xmlns:wpc="http://schemas.microsoft.com/office/word/2010/wordprocessingCanvas" xmlns:cx="http://schemas.microsoft.com/office/drawing/2014/chartex" xmlns:cx1="http://schemas.microsoft.com/office/drawing/2015/9/8/chartex" xmlns:cx2="http://schemas.microsoft.com/office/drawing/2015/10/21/chartex" xmlns:cx3="http://schemas.microsoft.com/office/drawing/2016/5/9/chartex" xmlns:cx4="http://schemas.microsoft.com/office/drawing/2016/5/10/chartex" xmlns:cx5="http://schemas.microsoft.com/office/drawing/2016/5/11/chartex" xmlns:cx6="http://schemas.microsoft.com/office/drawing/2016/5/12/chartex" xmlns:cx7="http://schemas.microsoft.com/office/drawing/2016/5/13/chartex" xmlns:cx8="http://schemas.microsoft.com/office/drawing/2016/5/14/chartex" xmlns:mc="http://schemas.openxmlformats.org/markup-compatibility/2006" xmlns:aink="http://schemas.microsoft.com/office/drawing/2016/ink" xmlns:am3d="http://schemas.microsoft.com/office/drawing/2017/model3d" xmlns:o="urn:schemas-microsoft-com:office:office" xmlns:oel="http://schemas.microsoft.com/office/2019/extlst" xmlns:r="http://schemas.openxmlformats.org/officeDocument/2006/relationships" xmlns:m="http://schemas.openxmlformats.org/officeDocument/2006/math" xmlns:v="urn:schemas-microsoft-com:vml" xmlns:wp14="http://schemas.microsoft.com/office/word/2010/wordprocessingDrawing" xmlns:wp="http://schemas.openxmlformats.org/drawingml/2006/wordprocessingDrawing" xmlns:w10="urn:schemas-microsoft-com:office:word" xmlns:w="http://schemas.openxmlformats.org/wordprocessingml/2006/main" xmlns:w14="http://schemas.microsoft.com/office/word/2010/wordml" xmlns:w15="http://schemas.microsoft.com/office/word/2012/wordml" xmlns:w16cex="http://schemas.microsoft.com/office/word/2018/wordml/cex" xmlns:w16cid="http://schemas.microsoft.com/office/word/2016/wordml/cid" xmlns:w16="http://schemas.microsoft.com/office/word/2018/wordml" xmlns:w16du="http://schemas.microsoft.com/office/word/2023/wordml/word16du" xmlns:w16sdtdh="http://schemas.microsoft.com/office/word/2020/wordml/sdtdatahash" xmlns:w16sdtfl="http://schemas.microsoft.com/office/word/2024/wordml/sdtformatlock" xmlns:w16se="http://schemas.microsoft.com/office/word/2015/wordml/symex" xmlns:wpg="http://schemas.microsoft.com/office/word/2010/wordprocessingGroup" xmlns:wpi="http://schemas.microsoft.com/office/word/2010/wordprocessingInk" xmlns:wne="http://schemas.microsoft.com/office/word/2006/wordml" xmlns:wps="http://schemas.microsoft.com/office/word/2010/wordprocessingShape" mc:Ignorable="w14 w15 w16se w16cid w16 w16cex w16sdtdh w16sdtfl w16du wp14">
   <w:p>
     <w:pPr>
@@ -27614,13 +27597,13 @@
       <mc:AlternateContent>
         <mc:Choice Requires="wpg">
           <w:drawing>
-            <wp:anchor distT="0" distB="0" distL="114300" distR="114300" simplePos="0" relativeHeight="251659264" behindDoc="0" locked="0" layoutInCell="0" allowOverlap="1" wp14:anchorId="3701F967" wp14:editId="21704C9D">
+            <wp:anchor distT="0" distB="0" distL="114300" distR="114300" simplePos="0" relativeHeight="251659264" behindDoc="0" locked="0" layoutInCell="0" allowOverlap="1" wp14:anchorId="3701F967" wp14:editId="298ADA15">
               <wp:simplePos x="0" y="0"/>
               <wp:positionH relativeFrom="page">
-                <wp:posOffset>715433</wp:posOffset>
+                <wp:posOffset>713014</wp:posOffset>
               </wp:positionH>
               <wp:positionV relativeFrom="page">
-                <wp:posOffset>368300</wp:posOffset>
+                <wp:posOffset>370114</wp:posOffset>
               </wp:positionV>
               <wp:extent cx="6597015" cy="10081766"/>
               <wp:effectExtent l="0" t="0" r="13335" b="34290"/>
@@ -28367,10 +28350,10 @@
                       <wpg:cNvGrpSpPr/>
                       <wpg:grpSpPr bwMode="auto">
                         <a:xfrm>
-                          <a:off x="39" y="18265"/>
-                          <a:ext cx="5069" cy="312"/>
-                          <a:chOff x="0" y="-118"/>
-                          <a:chExt cx="21114" cy="20118"/>
+                          <a:off x="39" y="19293"/>
+                          <a:ext cx="4990" cy="358"/>
+                          <a:chOff x="0" y="66165"/>
+                          <a:chExt cx="20784" cy="23082"/>
                         </a:xfrm>
                       </wpg:grpSpPr>
                       <wps:wsp>
@@ -28378,7 +28361,7 @@
                         <wps:cNvSpPr/>
                         <wps:spPr bwMode="auto">
                           <a:xfrm>
-                            <a:off x="0" y="0"/>
+                            <a:off x="0" y="66165"/>
                             <a:ext cx="8856" cy="20000"/>
                           </a:xfrm>
                           <a:prstGeom prst="rect">
@@ -28430,7 +28413,7 @@
                         <wps:cNvSpPr/>
                         <wps:spPr bwMode="auto">
                           <a:xfrm>
-                            <a:off x="9281" y="-118"/>
+                            <a:off x="8951" y="69247"/>
                             <a:ext cx="11833" cy="20000"/>
                           </a:xfrm>
                           <a:prstGeom prst="rect">
@@ -28473,10 +28456,10 @@
                       <wpg:cNvGrpSpPr/>
                       <wpg:grpSpPr bwMode="auto">
                         <a:xfrm>
-                          <a:off x="39" y="18614"/>
-                          <a:ext cx="4801" cy="309"/>
-                          <a:chOff x="0" y="0"/>
-                          <a:chExt cx="19999" cy="20000"/>
+                          <a:off x="39" y="19670"/>
+                          <a:ext cx="4722" cy="319"/>
+                          <a:chOff x="0" y="68346"/>
+                          <a:chExt cx="19670" cy="20647"/>
                         </a:xfrm>
                       </wpg:grpSpPr>
                       <wps:wsp>
@@ -28484,7 +28467,7 @@
                         <wps:cNvSpPr/>
                         <wps:spPr bwMode="auto">
                           <a:xfrm>
-                            <a:off x="0" y="0"/>
+                            <a:off x="0" y="68346"/>
                             <a:ext cx="8856" cy="20000"/>
                           </a:xfrm>
                           <a:prstGeom prst="rect">
@@ -28536,7 +28519,7 @@
                         <wps:cNvSpPr/>
                         <wps:spPr bwMode="auto">
                           <a:xfrm>
-                            <a:off x="9281" y="0"/>
+                            <a:off x="8952" y="68993"/>
                             <a:ext cx="10718" cy="20000"/>
                           </a:xfrm>
                           <a:prstGeom prst="rect">
@@ -28583,314 +28566,45 @@
                         <wps:bodyPr wrap="square" lIns="12700" tIns="12700" rIns="12700" bIns="12700" upright="1"/>
                       </wps:wsp>
                     </wpg:grpSp>
-                    <wpg:grpSp>
-                      <wpg:cNvPr id="1185" name="Группа 1185"/>
-                      <wpg:cNvGrpSpPr/>
-                      <wpg:grpSpPr bwMode="auto">
+                    <wps:wsp>
+                      <wps:cNvPr id="1186" name="Прямоугольник 1186"/>
+                      <wps:cNvSpPr/>
+                      <wps:spPr bwMode="auto">
                         <a:xfrm>
                           <a:off x="39" y="18969"/>
-                          <a:ext cx="4801" cy="309"/>
-                          <a:chOff x="0" y="0"/>
-                          <a:chExt cx="19999" cy="20000"/>
+                          <a:ext cx="2126" cy="309"/>
                         </a:xfrm>
-                      </wpg:grpSpPr>
-                      <wps:wsp>
-                        <wps:cNvPr id="1186" name="Прямоугольник 1186"/>
-                        <wps:cNvSpPr/>
-                        <wps:spPr bwMode="auto">
-                          <a:xfrm>
-                            <a:off x="0" y="0"/>
-                            <a:ext cx="8856" cy="20000"/>
-                          </a:xfrm>
-                          <a:prstGeom prst="rect">
-                            <a:avLst/>
-                          </a:prstGeom>
+                        <a:prstGeom prst="rect">
+                          <a:avLst/>
+                        </a:prstGeom>
+                        <a:noFill/>
+                        <a:ln w="3175">
                           <a:noFill/>
-                          <a:ln w="3175">
-                            <a:noFill/>
-                          </a:ln>
-                        </wps:spPr>
-                        <wps:txbx>
-                          <w:txbxContent>
-                            <w:p>
-                              <w:pPr>
-                                <w:pStyle w:val="a3"/>
-                                <w:spacing w:line="240" w:lineRule="auto"/>
-                                <w:ind w:left="0"/>
-                                <w:rPr>
-                                  <w:sz w:val="18"/>
-                                </w:rPr>
-                              </w:pPr>
-                              <w:r>
-                                <w:rPr>
-                                  <w:sz w:val="18"/>
-                                </w:rPr>
-                                <w:t xml:space="preserve"> </w:t>
-                              </w:r>
-                              <w:proofErr w:type="spellStart"/>
-                              <w:r>
-                                <w:rPr>
-                                  <w:sz w:val="18"/>
-                                </w:rPr>
-                                <w:t>Реценз</w:t>
-                              </w:r>
-                              <w:proofErr w:type="spellEnd"/>
-                              <w:r>
-                                <w:rPr>
-                                  <w:sz w:val="18"/>
-                                </w:rPr>
-                                <w:t>.</w:t>
-                              </w:r>
-                            </w:p>
-                          </w:txbxContent>
-                        </wps:txbx>
-                        <wps:bodyPr wrap="square" lIns="12700" tIns="12700" rIns="12700" bIns="12700" upright="1"/>
-                      </wps:wsp>
-                      <wps:wsp>
-                        <wps:cNvPr id="1187" name="Прямоугольник 1187"/>
-                        <wps:cNvSpPr/>
-                        <wps:spPr bwMode="auto">
-                          <a:xfrm>
-                            <a:off x="9281" y="0"/>
-                            <a:ext cx="10718" cy="20000"/>
-                          </a:xfrm>
-                          <a:prstGeom prst="rect">
-                            <a:avLst/>
-                          </a:prstGeom>
-                          <a:noFill/>
-                          <a:ln w="3175">
-                            <a:noFill/>
-                          </a:ln>
-                        </wps:spPr>
-                        <wps:txbx>
-                          <w:txbxContent>
-                            <w:p>
-                              <w:r>
-                                <w:rPr>
-                                  <w:rFonts w:ascii="ISOCPEUR" w:hAnsi="ISOCPEUR"/>
-                                  <w:i/>
-                                  <w:sz w:val="16"/>
-                                  <w:szCs w:val="16"/>
-                                  <w:lang w:eastAsia="ru-RU"/>
-                                </w:rPr>
-                                <w:t>Зорина Е.П.</w:t>
-                              </w:r>
-                            </w:p>
-                          </w:txbxContent>
-                        </wps:txbx>
-                        <wps:bodyPr wrap="square" lIns="12700" tIns="12700" rIns="12700" bIns="12700" upright="1"/>
-                      </wps:wsp>
-                    </wpg:grpSp>
-                    <wpg:grpSp>
-                      <wpg:cNvPr id="1188" name="Группа 1188"/>
-                      <wpg:cNvGrpSpPr/>
-                      <wpg:grpSpPr bwMode="auto">
-                        <a:xfrm>
-                          <a:off x="39" y="19314"/>
-                          <a:ext cx="4801" cy="310"/>
-                          <a:chOff x="0" y="0"/>
-                          <a:chExt cx="19999" cy="20000"/>
-                        </a:xfrm>
-                      </wpg:grpSpPr>
-                      <wps:wsp>
-                        <wps:cNvPr id="1189" name="Прямоугольник 1189"/>
-                        <wps:cNvSpPr/>
-                        <wps:spPr bwMode="auto">
-                          <a:xfrm>
-                            <a:off x="0" y="0"/>
-                            <a:ext cx="8856" cy="20000"/>
-                          </a:xfrm>
-                          <a:prstGeom prst="rect">
-                            <a:avLst/>
-                          </a:prstGeom>
-                          <a:noFill/>
-                          <a:ln w="3175">
-                            <a:noFill/>
-                          </a:ln>
-                        </wps:spPr>
-                        <wps:txbx>
-                          <w:txbxContent>
-                            <w:p>
-                              <w:pPr>
-                                <w:pStyle w:val="a3"/>
-                                <w:spacing w:line="240" w:lineRule="auto"/>
-                                <w:ind w:left="0"/>
-                                <w:rPr>
-                                  <w:sz w:val="18"/>
-                                </w:rPr>
-                              </w:pPr>
-                              <w:r>
-                                <w:rPr>
-                                  <w:sz w:val="18"/>
-                                </w:rPr>
-                                <w:t xml:space="preserve"> Н. Контр.</w:t>
-                              </w:r>
-                            </w:p>
-                          </w:txbxContent>
-                        </wps:txbx>
-                        <wps:bodyPr wrap="square" lIns="12700" tIns="12700" rIns="12700" bIns="12700" upright="1"/>
-                      </wps:wsp>
-                      <wps:wsp>
-                        <wps:cNvPr id="1190" name="Прямоугольник 1190"/>
-                        <wps:cNvSpPr/>
-                        <wps:spPr bwMode="auto">
-                          <a:xfrm>
-                            <a:off x="9281" y="0"/>
-                            <a:ext cx="10718" cy="20000"/>
-                          </a:xfrm>
-                          <a:prstGeom prst="rect">
-                            <a:avLst/>
-                          </a:prstGeom>
-                          <a:noFill/>
-                          <a:ln w="3175">
-                            <a:noFill/>
-                          </a:ln>
-                        </wps:spPr>
-                        <wps:txbx>
-                          <w:txbxContent>
-                            <w:p>
-                              <w:r>
-                                <w:rPr>
-                                  <w:rFonts w:ascii="ISOCPEUR" w:hAnsi="ISOCPEUR"/>
-                                  <w:i/>
-                                  <w:sz w:val="16"/>
-                                  <w:szCs w:val="18"/>
-                                  <w:lang w:eastAsia="ru-RU"/>
-                                </w:rPr>
-                                <w:t>Каримова Р.Ф.</w:t>
-                              </w:r>
-                            </w:p>
-                            <w:p>
-                              <w:pPr>
-                                <w:pStyle w:val="a3"/>
-                                <w:spacing w:line="240" w:lineRule="auto"/>
-                                <w:ind w:left="0"/>
-                                <w:rPr>
-                                  <w:sz w:val="16"/>
-                                  <w:szCs w:val="16"/>
-                                </w:rPr>
-                              </w:pPr>
-                            </w:p>
-                          </w:txbxContent>
-                        </wps:txbx>
-                        <wps:bodyPr wrap="square" lIns="12700" tIns="12700" rIns="12700" bIns="12700" upright="1"/>
-                      </wps:wsp>
-                    </wpg:grpSp>
-                    <wpg:grpSp>
-                      <wpg:cNvPr id="1191" name="Группа 1191"/>
-                      <wpg:cNvGrpSpPr/>
-                      <wpg:grpSpPr bwMode="auto">
-                        <a:xfrm>
-                          <a:off x="39" y="19660"/>
-                          <a:ext cx="4801" cy="309"/>
-                          <a:chOff x="0" y="0"/>
-                          <a:chExt cx="19999" cy="20000"/>
-                        </a:xfrm>
-                      </wpg:grpSpPr>
-                      <wps:wsp>
-                        <wps:cNvPr id="1192" name="Прямоугольник 1192"/>
-                        <wps:cNvSpPr/>
-                        <wps:spPr bwMode="auto">
-                          <a:xfrm>
-                            <a:off x="0" y="0"/>
-                            <a:ext cx="8856" cy="20000"/>
-                          </a:xfrm>
-                          <a:prstGeom prst="rect">
-                            <a:avLst/>
-                          </a:prstGeom>
-                          <a:noFill/>
-                          <a:ln w="3175">
-                            <a:noFill/>
-                          </a:ln>
-                        </wps:spPr>
-                        <wps:txbx>
-                          <w:txbxContent>
-                            <w:p>
-                              <w:pPr>
-                                <w:pStyle w:val="a3"/>
-                                <w:spacing w:line="240" w:lineRule="auto"/>
-                                <w:ind w:left="0"/>
-                                <w:rPr>
-                                  <w:sz w:val="18"/>
-                                </w:rPr>
-                              </w:pPr>
-                              <w:r>
-                                <w:rPr>
-                                  <w:sz w:val="18"/>
-                                </w:rPr>
-                                <w:t xml:space="preserve"> </w:t>
-                              </w:r>
-                              <w:proofErr w:type="spellStart"/>
-                              <w:r>
-                                <w:rPr>
-                                  <w:sz w:val="18"/>
-                                </w:rPr>
-                                <w:t>Утверд</w:t>
-                              </w:r>
-                              <w:proofErr w:type="spellEnd"/>
-                              <w:r>
-                                <w:rPr>
-                                  <w:sz w:val="18"/>
-                                </w:rPr>
-                                <w:t>.</w:t>
-                              </w:r>
-                            </w:p>
-                          </w:txbxContent>
-                        </wps:txbx>
-                        <wps:bodyPr wrap="square" lIns="12700" tIns="12700" rIns="12700" bIns="12700" upright="1"/>
-                      </wps:wsp>
-                      <wps:wsp>
-                        <wps:cNvPr id="1193" name="Прямоугольник 1193"/>
-                        <wps:cNvSpPr/>
-                        <wps:spPr bwMode="auto">
-                          <a:xfrm>
-                            <a:off x="9281" y="0"/>
-                            <a:ext cx="10718" cy="20000"/>
-                          </a:xfrm>
-                          <a:prstGeom prst="rect">
-                            <a:avLst/>
-                          </a:prstGeom>
-                          <a:noFill/>
-                          <a:ln w="3175">
-                            <a:noFill/>
-                          </a:ln>
-                        </wps:spPr>
-                        <wps:txbx>
-                          <w:txbxContent>
-                            <w:p>
-                              <w:pPr>
-                                <w:rPr>
-                                  <w:rFonts w:ascii="ISOCPEUR" w:hAnsi="ISOCPEUR"/>
-                                  <w:i/>
-                                  <w:szCs w:val="16"/>
-                                </w:rPr>
-                              </w:pPr>
-                              <w:proofErr w:type="spellStart"/>
-                              <w:r>
-                                <w:rPr>
-                                  <w:rFonts w:ascii="ISOCPEUR" w:hAnsi="ISOCPEUR"/>
-                                  <w:i/>
-                                  <w:sz w:val="16"/>
-                                  <w:szCs w:val="16"/>
-                                </w:rPr>
-                                <w:t>Курмашева</w:t>
-                              </w:r>
-                              <w:proofErr w:type="spellEnd"/>
-                              <w:r>
-                                <w:rPr>
-                                  <w:rFonts w:ascii="ISOCPEUR" w:hAnsi="ISOCPEUR"/>
-                                  <w:i/>
-                                  <w:sz w:val="16"/>
-                                  <w:szCs w:val="16"/>
-                                </w:rPr>
-                                <w:t xml:space="preserve"> З.З.</w:t>
-                              </w:r>
-                            </w:p>
-                          </w:txbxContent>
-                        </wps:txbx>
-                        <wps:bodyPr wrap="square" lIns="12700" tIns="12700" rIns="12700" bIns="12700" upright="1"/>
-                      </wps:wsp>
-                    </wpg:grpSp>
+                        </a:ln>
+                      </wps:spPr>
+                      <wps:txbx>
+                        <w:txbxContent>
+                          <w:p>
+                            <w:pPr>
+                              <w:pStyle w:val="a3"/>
+                              <w:spacing w:line="240" w:lineRule="auto"/>
+                              <w:ind w:left="0"/>
+                              <w:rPr>
+                                <w:sz w:val="18"/>
+                                <w:lang w:val="ru-RU"/>
+                              </w:rPr>
+                            </w:pPr>
+                            <w:r>
+                              <w:rPr>
+                                <w:sz w:val="18"/>
+                              </w:rPr>
+                              <w:t xml:space="preserve"> </w:t>
+                            </w:r>
+                          </w:p>
+                        </w:txbxContent>
+                      </wps:txbx>
+                      <wps:bodyPr wrap="square" lIns="12700" tIns="12700" rIns="12700" bIns="12700" upright="1"/>
+                    </wps:wsp>
                     <wps:wsp>
                       <wps:cNvPr id="1194" name="Прямая соединительная линия 1194"/>
                       <wps:cNvCnPr/>
@@ -29343,6 +29057,9 @@
                   </wpg:wgp>
                 </a:graphicData>
               </a:graphic>
+              <wp14:sizeRelH relativeFrom="margin">
+                <wp14:pctWidth>0</wp14:pctWidth>
+              </wp14:sizeRelH>
               <wp14:sizeRelV relativeFrom="margin">
                 <wp14:pctHeight>0</wp14:pctHeight>
               </wp14:sizeRelV>
@@ -29351,7 +29068,7 @@
         </mc:Choice>
         <mc:Fallback>
           <w:pict>
-            <v:group w14:anchorId="3701F967" id="Группа 152" o:spid="_x0000_s1038" style="position:absolute;margin-left:56.35pt;margin-top:29pt;width:519.45pt;height:793.85pt;z-index:251659264;mso-position-horizontal-relative:page;mso-position-vertical-relative:page;mso-height-relative:margin" coordsize="20000,20000" o:gfxdata="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" o:allowincell="f">
+            <v:group w14:anchorId="3701F967" id="Группа 152" o:spid="_x0000_s1038" style="position:absolute;margin-left:56.15pt;margin-top:29.15pt;width:519.45pt;height:793.85pt;z-index:251659264;mso-position-horizontal-relative:page;mso-position-vertical-relative:page;mso-width-relative:margin;mso-height-relative:margin" coordsize="20000,20000" o:gfxdata="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" o:allowincell="f">
               <v:rect id="Прямоугольник 1156" o:spid="_x0000_s1039" style="position:absolute;width:20000;height:20000;visibility:visible;mso-wrap-style:square;v-text-anchor:top" o:gfxdata="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" filled="f" strokeweight="2pt"/>
               <v:line id="Прямая соединительная линия 1157" o:spid="_x0000_s1040" style="position:absolute;visibility:visible;mso-wrap-style:square" from="993,17183" to="995,18221" o:connectortype="straight" o:gfxdata="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" filled="t" strokeweight="2pt"/>
               <v:line id="Прямая соединительная линия 1158" o:spid="_x0000_s1041" style="position:absolute;visibility:visible;mso-wrap-style:square" from="10,17173" to="19977,17174" o:connectortype="straight" o:gfxdata="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" filled="t" strokeweight="2pt"/>
@@ -29628,8 +29345,8 @@
               <v:line id="Прямая соединительная линия 1176" o:spid="_x0000_s1059" style="position:absolute;visibility:visible;mso-wrap-style:square" from="10,17526" to="7631,17527" o:connectortype="straight" o:gfxdata="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" filled="t" strokeweight="1pt"/>
               <v:line id="Прямая соединительная линия 1177" o:spid="_x0000_s1060" style="position:absolute;visibility:visible;mso-wrap-style:square" from="10,18938" to="7631,18939" o:connectortype="straight" o:gfxdata="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" filled="t" strokeweight="1pt"/>
               <v:line id="Прямая соединительная линия 1178" o:spid="_x0000_s1061" style="position:absolute;visibility:visible;mso-wrap-style:square" from="10,18583" to="7631,18584" o:connectortype="straight" o:gfxdata="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" filled="t" strokeweight="1pt"/>
-              <v:group id="Группа 1179" o:spid="_x0000_s1062" style="position:absolute;left:39;top:18265;width:5069;height:312" coordorigin=",-118" coordsize="21114,20118" o:gfxdata="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">
-                <v:rect id="Прямоугольник 1180" o:spid="_x0000_s1063" style="position:absolute;width:8856;height:20000;visibility:visible;mso-wrap-style:square;v-text-anchor:top" o:gfxdata="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" filled="f" stroked="f" strokeweight=".25pt">
+              <v:group id="Группа 1179" o:spid="_x0000_s1062" style="position:absolute;left:39;top:19293;width:4990;height:358" coordorigin=",66165" coordsize="20784,23082" o:gfxdata="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">
+                <v:rect id="Прямоугольник 1180" o:spid="_x0000_s1063" style="position:absolute;top:66165;width:8856;height:20000;visibility:visible;mso-wrap-style:square;v-text-anchor:top" o:gfxdata="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" filled="f" stroked="f" strokeweight=".25pt">
                   <v:textbox inset="1pt,1pt,1pt,1pt">
                     <w:txbxContent>
                       <w:p>
@@ -29665,7 +29382,7 @@
                     </w:txbxContent>
                   </v:textbox>
                 </v:rect>
-                <v:rect id="Прямоугольник 1181" o:spid="_x0000_s1064" style="position:absolute;left:9281;top:-118;width:11833;height:20000;visibility:visible;mso-wrap-style:square;v-text-anchor:top" o:gfxdata="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" filled="f" stroked="f" strokeweight=".25pt">
+                <v:rect id="Прямоугольник 1181" o:spid="_x0000_s1064" style="position:absolute;left:8951;top:69247;width:11833;height:20000;visibility:visible;mso-wrap-style:square;v-text-anchor:top" o:gfxdata="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" filled="f" stroked="f" strokeweight=".25pt">
                   <v:textbox inset="1pt,1pt,1pt,1pt">
                     <w:txbxContent>
                       <w:p>
@@ -29692,8 +29409,8 @@
                   </v:textbox>
                 </v:rect>
               </v:group>
-              <v:group id="Группа 1182" o:spid="_x0000_s1065" style="position:absolute;left:39;top:18614;width:4801;height:309" coordsize="19999,20000" o:gfxdata="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">
-                <v:rect id="Прямоугольник 1183" o:spid="_x0000_s1066" style="position:absolute;width:8856;height:20000;visibility:visible;mso-wrap-style:square;v-text-anchor:top" o:gfxdata="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" filled="f" stroked="f" strokeweight=".25pt">
+              <v:group id="Группа 1182" o:spid="_x0000_s1065" style="position:absolute;left:39;top:19670;width:4722;height:319" coordorigin=",68346" coordsize="19670,20647" o:gfxdata="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">
+                <v:rect id="Прямоугольник 1183" o:spid="_x0000_s1066" style="position:absolute;top:68346;width:8856;height:20000;visibility:visible;mso-wrap-style:square;v-text-anchor:top" o:gfxdata="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" filled="f" stroked="f" strokeweight=".25pt">
                   <v:textbox inset="1pt,1pt,1pt,1pt">
                     <w:txbxContent>
                       <w:p>
@@ -29729,7 +29446,7 @@
                     </w:txbxContent>
                   </v:textbox>
                 </v:rect>
-                <v:rect id="Прямоугольник 1184" o:spid="_x0000_s1067" style="position:absolute;left:9281;width:10718;height:20000;visibility:visible;mso-wrap-style:square;v-text-anchor:top" o:gfxdata="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" filled="f" stroked="f" strokeweight=".25pt">
+                <v:rect id="Прямоугольник 1184" o:spid="_x0000_s1067" style="position:absolute;left:8952;top:68993;width:10718;height:20000;visibility:visible;mso-wrap-style:square;v-text-anchor:top" o:gfxdata="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" filled="f" stroked="f" strokeweight=".25pt">
                   <v:textbox inset="1pt,1pt,1pt,1pt">
                     <w:txbxContent>
                       <w:p>
@@ -29765,190 +29482,31 @@
                   </v:textbox>
                 </v:rect>
               </v:group>
-              <v:group id="Группа 1185" o:spid="_x0000_s1068" style="position:absolute;left:39;top:18969;width:4801;height:309" coordsize="19999,20000" o:gfxdata="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">
-                <v:rect id="Прямоугольник 1186" o:spid="_x0000_s1069" style="position:absolute;width:8856;height:20000;visibility:visible;mso-wrap-style:square;v-text-anchor:top" o:gfxdata="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" filled="f" stroked="f" strokeweight=".25pt">
-                  <v:textbox inset="1pt,1pt,1pt,1pt">
-                    <w:txbxContent>
-                      <w:p>
-                        <w:pPr>
-                          <w:pStyle w:val="a3"/>
-                          <w:spacing w:line="240" w:lineRule="auto"/>
-                          <w:ind w:left="0"/>
-                          <w:rPr>
-                            <w:sz w:val="18"/>
-                          </w:rPr>
-                        </w:pPr>
-                        <w:r>
-                          <w:rPr>
-                            <w:sz w:val="18"/>
-                          </w:rPr>
-                          <w:t xml:space="preserve"> </w:t>
-                        </w:r>
-                        <w:proofErr w:type="spellStart"/>
-                        <w:r>
-                          <w:rPr>
-                            <w:sz w:val="18"/>
-                          </w:rPr>
-                          <w:t>Реценз</w:t>
-                        </w:r>
-                        <w:proofErr w:type="spellEnd"/>
-                        <w:r>
-                          <w:rPr>
-                            <w:sz w:val="18"/>
-                          </w:rPr>
-                          <w:t>.</w:t>
-                        </w:r>
-                      </w:p>
-                    </w:txbxContent>
-                  </v:textbox>
-                </v:rect>
-                <v:rect id="Прямоугольник 1187" o:spid="_x0000_s1070" style="position:absolute;left:9281;width:10718;height:20000;visibility:visible;mso-wrap-style:square;v-text-anchor:top" o:gfxdata="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" filled="f" stroked="f" strokeweight=".25pt">
-                  <v:textbox inset="1pt,1pt,1pt,1pt">
-                    <w:txbxContent>
-                      <w:p>
-                        <w:r>
-                          <w:rPr>
-                            <w:rFonts w:ascii="ISOCPEUR" w:hAnsi="ISOCPEUR"/>
-                            <w:i/>
-                            <w:sz w:val="16"/>
-                            <w:szCs w:val="16"/>
-                            <w:lang w:eastAsia="ru-RU"/>
-                          </w:rPr>
-                          <w:t>Зорина Е.П.</w:t>
-                        </w:r>
-                      </w:p>
-                    </w:txbxContent>
-                  </v:textbox>
-                </v:rect>
-              </v:group>
-              <v:group id="Группа 1188" o:spid="_x0000_s1071" style="position:absolute;left:39;top:19314;width:4801;height:310" coordsize="19999,20000" o:gfxdata="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">
-                <v:rect id="Прямоугольник 1189" o:spid="_x0000_s1072" style="position:absolute;width:8856;height:20000;visibility:visible;mso-wrap-style:square;v-text-anchor:top" o:gfxdata="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" filled="f" stroked="f" strokeweight=".25pt">
-                  <v:textbox inset="1pt,1pt,1pt,1pt">
-                    <w:txbxContent>
-                      <w:p>
-                        <w:pPr>
-                          <w:pStyle w:val="a3"/>
-                          <w:spacing w:line="240" w:lineRule="auto"/>
-                          <w:ind w:left="0"/>
-                          <w:rPr>
-                            <w:sz w:val="18"/>
-                          </w:rPr>
-                        </w:pPr>
-                        <w:r>
-                          <w:rPr>
-                            <w:sz w:val="18"/>
-                          </w:rPr>
-                          <w:t xml:space="preserve"> Н. Контр.</w:t>
-                        </w:r>
-                      </w:p>
-                    </w:txbxContent>
-                  </v:textbox>
-                </v:rect>
-                <v:rect id="Прямоугольник 1190" o:spid="_x0000_s1073" style="position:absolute;left:9281;width:10718;height:20000;visibility:visible;mso-wrap-style:square;v-text-anchor:top" o:gfxdata="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" filled="f" stroked="f" strokeweight=".25pt">
-                  <v:textbox inset="1pt,1pt,1pt,1pt">
-                    <w:txbxContent>
-                      <w:p>
-                        <w:r>
-                          <w:rPr>
-                            <w:rFonts w:ascii="ISOCPEUR" w:hAnsi="ISOCPEUR"/>
-                            <w:i/>
-                            <w:sz w:val="16"/>
-                            <w:szCs w:val="18"/>
-                            <w:lang w:eastAsia="ru-RU"/>
-                          </w:rPr>
-                          <w:t>Каримова Р.Ф.</w:t>
-                        </w:r>
-                      </w:p>
-                      <w:p>
-                        <w:pPr>
-                          <w:pStyle w:val="a3"/>
-                          <w:spacing w:line="240" w:lineRule="auto"/>
-                          <w:ind w:left="0"/>
-                          <w:rPr>
-                            <w:sz w:val="16"/>
-                            <w:szCs w:val="16"/>
-                          </w:rPr>
-                        </w:pPr>
-                      </w:p>
-                    </w:txbxContent>
-                  </v:textbox>
-                </v:rect>
-              </v:group>
-              <v:group id="Группа 1191" o:spid="_x0000_s1074" style="position:absolute;left:39;top:19660;width:4801;height:309" coordsize="19999,20000" o:gfxdata="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">
-                <v:rect id="Прямоугольник 1192" o:spid="_x0000_s1075" style="position:absolute;width:8856;height:20000;visibility:visible;mso-wrap-style:square;v-text-anchor:top" o:gfxdata="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" filled="f" stroked="f" strokeweight=".25pt">
-                  <v:textbox inset="1pt,1pt,1pt,1pt">
-                    <w:txbxContent>
-                      <w:p>
-                        <w:pPr>
-                          <w:pStyle w:val="a3"/>
-                          <w:spacing w:line="240" w:lineRule="auto"/>
-                          <w:ind w:left="0"/>
-                          <w:rPr>
-                            <w:sz w:val="18"/>
-                          </w:rPr>
-                        </w:pPr>
-                        <w:r>
-                          <w:rPr>
-                            <w:sz w:val="18"/>
-                          </w:rPr>
-                          <w:t xml:space="preserve"> </w:t>
-                        </w:r>
-                        <w:proofErr w:type="spellStart"/>
-                        <w:r>
-                          <w:rPr>
-                            <w:sz w:val="18"/>
-                          </w:rPr>
-                          <w:t>Утверд</w:t>
-                        </w:r>
-                        <w:proofErr w:type="spellEnd"/>
-                        <w:r>
-                          <w:rPr>
-                            <w:sz w:val="18"/>
-                          </w:rPr>
-                          <w:t>.</w:t>
-                        </w:r>
-                      </w:p>
-                    </w:txbxContent>
-                  </v:textbox>
-                </v:rect>
-                <v:rect id="Прямоугольник 1193" o:spid="_x0000_s1076" style="position:absolute;left:9281;width:10718;height:20000;visibility:visible;mso-wrap-style:square;v-text-anchor:top" o:gfxdata="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" filled="f" stroked="f" strokeweight=".25pt">
-                  <v:textbox inset="1pt,1pt,1pt,1pt">
-                    <w:txbxContent>
-                      <w:p>
-                        <w:pPr>
-                          <w:rPr>
-                            <w:rFonts w:ascii="ISOCPEUR" w:hAnsi="ISOCPEUR"/>
-                            <w:i/>
-                            <w:szCs w:val="16"/>
-                          </w:rPr>
-                        </w:pPr>
-                        <w:proofErr w:type="spellStart"/>
-                        <w:r>
-                          <w:rPr>
-                            <w:rFonts w:ascii="ISOCPEUR" w:hAnsi="ISOCPEUR"/>
-                            <w:i/>
-                            <w:sz w:val="16"/>
-                            <w:szCs w:val="16"/>
-                          </w:rPr>
-                          <w:t>Курмашева</w:t>
-                        </w:r>
-                        <w:proofErr w:type="spellEnd"/>
-                        <w:r>
-                          <w:rPr>
-                            <w:rFonts w:ascii="ISOCPEUR" w:hAnsi="ISOCPEUR"/>
-                            <w:i/>
-                            <w:sz w:val="16"/>
-                            <w:szCs w:val="16"/>
-                          </w:rPr>
-                          <w:t xml:space="preserve"> З.З.</w:t>
-                        </w:r>
-                      </w:p>
-                    </w:txbxContent>
-                  </v:textbox>
-                </v:rect>
-              </v:group>
-              <v:line id="Прямая соединительная линия 1194" o:spid="_x0000_s1077" style="position:absolute;visibility:visible;mso-wrap-style:square" from="14208,18239" to="14210,19979" o:connectortype="straight" o:gfxdata="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" filled="t" strokeweight="2pt"/>
-              <v:rect id="Прямоугольник 1195" o:spid="_x0000_s1078" style="position:absolute;left:7787;top:18314;width:6292;height:1609;visibility:visible;mso-wrap-style:square;v-text-anchor:top" o:gfxdata="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" filled="f" stroked="f" strokeweight=".25pt">
+              <v:rect id="Прямоугольник 1186" o:spid="_x0000_s1068" style="position:absolute;left:39;top:18969;width:2126;height:309;visibility:visible;mso-wrap-style:square;v-text-anchor:top" o:gfxdata="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" filled="f" stroked="f" strokeweight=".25pt">
+                <v:textbox inset="1pt,1pt,1pt,1pt">
+                  <w:txbxContent>
+                    <w:p>
+                      <w:pPr>
+                        <w:pStyle w:val="a3"/>
+                        <w:spacing w:line="240" w:lineRule="auto"/>
+                        <w:ind w:left="0"/>
+                        <w:rPr>
+                          <w:sz w:val="18"/>
+                          <w:lang w:val="ru-RU"/>
+                        </w:rPr>
+                      </w:pPr>
+                      <w:r>
+                        <w:rPr>
+                          <w:sz w:val="18"/>
+                        </w:rPr>
+                        <w:t xml:space="preserve"> </w:t>
+                      </w:r>
+                    </w:p>
+                  </w:txbxContent>
+                </v:textbox>
+              </v:rect>
+              <v:line id="Прямая соединительная линия 1194" o:spid="_x0000_s1069" style="position:absolute;visibility:visible;mso-wrap-style:square" from="14208,18239" to="14210,19979" o:connectortype="straight" o:gfxdata="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" filled="t" strokeweight="2pt"/>
+              <v:rect id="Прямоугольник 1195" o:spid="_x0000_s1070" style="position:absolute;left:7787;top:18314;width:6292;height:1609;visibility:visible;mso-wrap-style:square;v-text-anchor:top" o:gfxdata="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" filled="f" stroked="f" strokeweight=".25pt">
                 <v:textbox inset="1pt,1pt,1pt,1pt">
                   <w:txbxContent>
                     <w:p>
@@ -29992,10 +29550,10 @@
                   </w:txbxContent>
                 </v:textbox>
               </v:rect>
-              <v:line id="Прямая соединительная линия 1196" o:spid="_x0000_s1079" style="position:absolute;visibility:visible;mso-wrap-style:square" from="14221,18587" to="19990,18588" o:connectortype="straight" o:gfxdata="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" filled="t" strokeweight="2pt"/>
-              <v:line id="Прямая соединительная линия 1197" o:spid="_x0000_s1080" style="position:absolute;visibility:visible;mso-wrap-style:square" from="14219,18939" to="19988,18941" o:connectortype="straight" o:gfxdata="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" filled="t" strokeweight="2pt"/>
-              <v:line id="Прямая соединительная линия 1198" o:spid="_x0000_s1081" style="position:absolute;visibility:visible;mso-wrap-style:square" from="17487,18239" to="17490,18932" o:connectortype="straight" o:gfxdata="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" filled="t" strokeweight="2pt"/>
-              <v:rect id="Прямоугольник 1199" o:spid="_x0000_s1082" style="position:absolute;left:14295;top:18258;width:1474;height:309;visibility:visible;mso-wrap-style:square;v-text-anchor:top" o:gfxdata="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" filled="f" stroked="f" strokeweight=".25pt">
+              <v:line id="Прямая соединительная линия 1196" o:spid="_x0000_s1071" style="position:absolute;visibility:visible;mso-wrap-style:square" from="14221,18587" to="19990,18588" o:connectortype="straight" o:gfxdata="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" filled="t" strokeweight="2pt"/>
+              <v:line id="Прямая соединительная линия 1197" o:spid="_x0000_s1072" style="position:absolute;visibility:visible;mso-wrap-style:square" from="14219,18939" to="19988,18941" o:connectortype="straight" o:gfxdata="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" filled="t" strokeweight="2pt"/>
+              <v:line id="Прямая соединительная линия 1198" o:spid="_x0000_s1073" style="position:absolute;visibility:visible;mso-wrap-style:square" from="17487,18239" to="17490,18932" o:connectortype="straight" o:gfxdata="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" filled="t" strokeweight="2pt"/>
+              <v:rect id="Прямоугольник 1199" o:spid="_x0000_s1074" style="position:absolute;left:14295;top:18258;width:1474;height:309;visibility:visible;mso-wrap-style:square;v-text-anchor:top" o:gfxdata="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" filled="f" stroked="f" strokeweight=".25pt">
                 <v:textbox inset="1pt,1pt,1pt,1pt">
                   <w:txbxContent>
                     <w:p>
@@ -30026,7 +29584,7 @@
                   </w:txbxContent>
                 </v:textbox>
               </v:rect>
-              <v:rect id="Прямоугольник 1200" o:spid="_x0000_s1083" style="position:absolute;left:17577;top:18258;width:2327;height:309;visibility:visible;mso-wrap-style:square;v-text-anchor:top" o:gfxdata="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" filled="f" stroked="f" strokeweight=".25pt">
+              <v:rect id="Прямоугольник 1200" o:spid="_x0000_s1075" style="position:absolute;left:17577;top:18258;width:2327;height:309;visibility:visible;mso-wrap-style:square;v-text-anchor:top" o:gfxdata="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" filled="f" stroked="f" strokeweight=".25pt">
                 <v:textbox inset="1pt,1pt,1pt,1pt">
                   <w:txbxContent>
                     <w:p>
@@ -30049,7 +29607,7 @@
                   </w:txbxContent>
                 </v:textbox>
               </v:rect>
-              <v:rect id="Прямоугольник 1201" o:spid="_x0000_s1084" style="position:absolute;left:17591;top:18613;width:2326;height:309;visibility:visible;mso-wrap-style:square;v-text-anchor:top" o:gfxdata="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" filled="f" stroked="f" strokeweight=".25pt">
+              <v:rect id="Прямоугольник 1201" o:spid="_x0000_s1076" style="position:absolute;left:17591;top:18613;width:2326;height:309;visibility:visible;mso-wrap-style:square;v-text-anchor:top" o:gfxdata="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" filled="f" stroked="f" strokeweight=".25pt">
                 <v:textbox inset="1pt,1pt,1pt,1pt">
                   <w:txbxContent>
                     <w:p>
@@ -30127,9 +29685,9 @@
                   </w:txbxContent>
                 </v:textbox>
               </v:rect>
-              <v:line id="Прямая соединительная линия 1202" o:spid="_x0000_s1085" style="position:absolute;visibility:visible;mso-wrap-style:square" from="14755,18594" to="14757,18932" o:connectortype="straight" o:gfxdata="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" filled="t" strokeweight="1pt"/>
-              <v:line id="Прямая соединительная линия 1203" o:spid="_x0000_s1086" style="position:absolute;visibility:visible;mso-wrap-style:square" from="15301,18595" to="15303,18933" o:connectortype="straight" o:gfxdata="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" filled="t" strokeweight="1pt"/>
-              <v:rect id="Прямоугольник 1204" o:spid="_x0000_s1087" style="position:absolute;left:14295;top:19221;width:5609;height:440;visibility:visible;mso-wrap-style:square;v-text-anchor:top" o:gfxdata="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" filled="f" stroked="f" strokeweight=".25pt">
+              <v:line id="Прямая соединительная линия 1202" o:spid="_x0000_s1077" style="position:absolute;visibility:visible;mso-wrap-style:square" from="14755,18594" to="14757,18932" o:connectortype="straight" o:gfxdata="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" filled="t" strokeweight="1pt"/>
+              <v:line id="Прямая соединительная линия 1203" o:spid="_x0000_s1078" style="position:absolute;visibility:visible;mso-wrap-style:square" from="15301,18595" to="15303,18933" o:connectortype="straight" o:gfxdata="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" filled="t" strokeweight="1pt"/>
+              <v:rect id="Прямоугольник 1204" o:spid="_x0000_s1079" style="position:absolute;left:14295;top:19221;width:5609;height:440;visibility:visible;mso-wrap-style:square;v-text-anchor:top" o:gfxdata="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" filled="f" stroked="f" strokeweight=".25pt">
                 <v:textbox inset="1pt,1pt,1pt,1pt">
                   <w:txbxContent>
                     <w:p>
@@ -30979,6 +30537,7 @@
   <w:style w:type="character" w:default="1" w:styleId="a0">
     <w:name w:val="Default Paragraph Font"/>
     <w:uiPriority w:val="1"/>
+    <w:semiHidden/>
     <w:unhideWhenUsed/>
   </w:style>
   <w:style w:type="table" w:default="1" w:styleId="a1">
